--- a/Modul 5/Logging in Softwareprojekten/Logging in Softwareprojekten.docx
+++ b/Modul 5/Logging in Softwareprojekten/Logging in Softwareprojekten.docx
@@ -286,25 +286,7 @@
           <w:sz w:val="24"/>
           <w:szCs w:val="24"/>
         </w:rPr>
-        <w:t xml:space="preserve"> → </w:t>
-      </w:r>
-      <w:proofErr w:type="spellStart"/>
-      <w:r>
-        <w:rPr>
-          <w:rFonts w:ascii="Arial" w:hAnsi="Arial" w:cs="Arial"/>
-          <w:sz w:val="24"/>
-          <w:szCs w:val="24"/>
-        </w:rPr>
-        <w:t>Schwere</w:t>
-      </w:r>
-      <w:proofErr w:type="spellEnd"/>
-      <w:r>
-        <w:rPr>
-          <w:rFonts w:ascii="Arial" w:hAnsi="Arial" w:cs="Arial"/>
-          <w:sz w:val="24"/>
-          <w:szCs w:val="24"/>
-        </w:rPr>
-        <w:t xml:space="preserve"> Fehler, die das System zum Absturz bringen.</w:t>
+        <w:t xml:space="preserve"> → Schwere Fehler, die das System zum Absturz bringen.</w:t>
       </w:r>
     </w:p>
     <w:p>
@@ -927,6 +909,7 @@
     </w:p>
     <w:p>
       <w:pPr>
+        <w:jc w:val="center"/>
         <w:rPr>
           <w:rFonts w:ascii="Arial" w:hAnsi="Arial" w:cs="Arial"/>
           <w:b/>
@@ -943,7 +926,7 @@
           <w:sz w:val="24"/>
           <w:szCs w:val="24"/>
         </w:rPr>
-        <w:t xml:space="preserve">5. Logging mit </w:t>
+        <w:t xml:space="preserve">Logging mit </w:t>
       </w:r>
       <w:proofErr w:type="spellStart"/>
       <w:r>
@@ -1087,43 +1070,7 @@
           <w:sz w:val="24"/>
           <w:szCs w:val="24"/>
         </w:rPr>
-        <w:t xml:space="preserve"> mit </w:t>
-      </w:r>
-      <w:proofErr w:type="spellStart"/>
-      <w:r>
-        <w:rPr>
-          <w:rFonts w:ascii="Arial" w:hAnsi="Arial" w:cs="Arial"/>
-          <w:sz w:val="24"/>
-          <w:szCs w:val="24"/>
-        </w:rPr>
-        <w:t>Sinks</w:t>
-      </w:r>
-      <w:proofErr w:type="spellEnd"/>
-      <w:r>
-        <w:rPr>
-          <w:rFonts w:ascii="Arial" w:hAnsi="Arial" w:cs="Arial"/>
-          <w:sz w:val="24"/>
-          <w:szCs w:val="24"/>
-        </w:rPr>
-        <w:t xml:space="preserve"> (</w:t>
-      </w:r>
-      <w:proofErr w:type="spellStart"/>
-      <w:r>
-        <w:rPr>
-          <w:rFonts w:ascii="Arial" w:hAnsi="Arial" w:cs="Arial"/>
-          <w:sz w:val="24"/>
-          <w:szCs w:val="24"/>
-        </w:rPr>
-        <w:t>Console</w:t>
-      </w:r>
-      <w:proofErr w:type="spellEnd"/>
-      <w:r>
-        <w:rPr>
-          <w:rFonts w:ascii="Arial" w:hAnsi="Arial" w:cs="Arial"/>
-          <w:sz w:val="24"/>
-          <w:szCs w:val="24"/>
-        </w:rPr>
-        <w:t>, File, SQL, Elasticsearch, …).</w:t>
+        <w:t xml:space="preserve"> mit Sinks (Console, File, SQL, Elasticsearch, …).</w:t>
       </w:r>
     </w:p>
     <w:p>
@@ -2150,7 +2097,7 @@
           <w:sz w:val="24"/>
           <w:szCs w:val="24"/>
         </w:rPr>
-        <w:t>Serilog-Sinks</w:t>
+        <w:t>Serilog</w:t>
       </w:r>
       <w:proofErr w:type="spellEnd"/>
       <w:r>
@@ -2161,7 +2108,7 @@
           <w:sz w:val="24"/>
           <w:szCs w:val="24"/>
         </w:rPr>
-        <w:t xml:space="preserve"> (Ausgabeziele):</w:t>
+        <w:t>-Sinks (Ausgabeziele):</w:t>
       </w:r>
     </w:p>
     <w:p>
@@ -2176,23 +2123,13 @@
           <w:szCs w:val="24"/>
         </w:rPr>
       </w:pPr>
-      <w:proofErr w:type="spellStart"/>
-      <w:r>
-        <w:rPr>
-          <w:rFonts w:ascii="Arial" w:hAnsi="Arial" w:cs="Arial"/>
-          <w:sz w:val="24"/>
-          <w:szCs w:val="24"/>
-        </w:rPr>
-        <w:t>Console</w:t>
-      </w:r>
-      <w:proofErr w:type="spellEnd"/>
-      <w:r>
-        <w:rPr>
-          <w:rFonts w:ascii="Arial" w:hAnsi="Arial" w:cs="Arial"/>
-          <w:sz w:val="24"/>
-          <w:szCs w:val="24"/>
-        </w:rPr>
-        <w:t xml:space="preserve"> → für Entwickler praktisch.</w:t>
+      <w:r>
+        <w:rPr>
+          <w:rFonts w:ascii="Arial" w:hAnsi="Arial" w:cs="Arial"/>
+          <w:sz w:val="24"/>
+          <w:szCs w:val="24"/>
+        </w:rPr>
+        <w:t>Console → für Entwickler praktisch.</w:t>
       </w:r>
     </w:p>
     <w:p>
@@ -2304,6 +2241,2848 @@
       <w:pPr>
         <w:rPr>
           <w:rFonts w:ascii="Arial" w:hAnsi="Arial" w:cs="Arial"/>
+          <w:sz w:val="24"/>
+          <w:szCs w:val="24"/>
+          <w:lang w:val="en-GB"/>
+        </w:rPr>
+      </w:pPr>
+    </w:p>
+    <w:tbl>
+      <w:tblPr>
+        <w:tblStyle w:val="TabellemithellemGitternetz"/>
+        <w:tblW w:w="0" w:type="auto"/>
+        <w:tblLook w:val="04A0" w:firstRow="1" w:lastRow="0" w:firstColumn="1" w:lastColumn="0" w:noHBand="0" w:noVBand="1"/>
+      </w:tblPr>
+      <w:tblGrid>
+        <w:gridCol w:w="1417"/>
+        <w:gridCol w:w="3591"/>
+      </w:tblGrid>
+      <w:tr>
+        <w:tc>
+          <w:tcPr>
+            <w:tcW w:w="0" w:type="auto"/>
+            <w:hideMark/>
+          </w:tcPr>
+          <w:p>
+            <w:pPr>
+              <w:spacing w:after="160" w:line="259" w:lineRule="auto"/>
+              <w:rPr>
+                <w:rFonts w:ascii="Arial" w:hAnsi="Arial" w:cs="Arial"/>
+                <w:b/>
+                <w:bCs/>
+                <w:sz w:val="24"/>
+                <w:szCs w:val="24"/>
+              </w:rPr>
+            </w:pPr>
+            <w:r>
+              <w:rPr>
+                <w:rFonts w:ascii="Arial" w:hAnsi="Arial" w:cs="Arial"/>
+                <w:b/>
+                <w:bCs/>
+                <w:sz w:val="24"/>
+                <w:szCs w:val="24"/>
+              </w:rPr>
+              <w:t>Wert</w:t>
+            </w:r>
+          </w:p>
+        </w:tc>
+        <w:tc>
+          <w:tcPr>
+            <w:tcW w:w="0" w:type="auto"/>
+            <w:hideMark/>
+          </w:tcPr>
+          <w:p>
+            <w:pPr>
+              <w:spacing w:after="160" w:line="259" w:lineRule="auto"/>
+              <w:rPr>
+                <w:rFonts w:ascii="Arial" w:hAnsi="Arial" w:cs="Arial"/>
+                <w:b/>
+                <w:bCs/>
+                <w:sz w:val="24"/>
+                <w:szCs w:val="24"/>
+              </w:rPr>
+            </w:pPr>
+            <w:r>
+              <w:rPr>
+                <w:rFonts w:ascii="Arial" w:hAnsi="Arial" w:cs="Arial"/>
+                <w:b/>
+                <w:bCs/>
+                <w:sz w:val="24"/>
+                <w:szCs w:val="24"/>
+              </w:rPr>
+              <w:t>Bedeutung</w:t>
+            </w:r>
+          </w:p>
+        </w:tc>
+      </w:tr>
+      <w:tr>
+        <w:tc>
+          <w:tcPr>
+            <w:tcW w:w="0" w:type="auto"/>
+            <w:hideMark/>
+          </w:tcPr>
+          <w:p>
+            <w:pPr>
+              <w:spacing w:after="160" w:line="259" w:lineRule="auto"/>
+              <w:rPr>
+                <w:rFonts w:ascii="Arial" w:hAnsi="Arial" w:cs="Arial"/>
+                <w:sz w:val="24"/>
+                <w:szCs w:val="24"/>
+              </w:rPr>
+            </w:pPr>
+            <w:r>
+              <w:rPr>
+                <w:rFonts w:ascii="Arial" w:hAnsi="Arial" w:cs="Arial"/>
+                <w:sz w:val="24"/>
+                <w:szCs w:val="24"/>
+              </w:rPr>
+              <w:t>Verbose</w:t>
+            </w:r>
+          </w:p>
+        </w:tc>
+        <w:tc>
+          <w:tcPr>
+            <w:tcW w:w="0" w:type="auto"/>
+            <w:hideMark/>
+          </w:tcPr>
+          <w:p>
+            <w:pPr>
+              <w:spacing w:after="160" w:line="259" w:lineRule="auto"/>
+              <w:rPr>
+                <w:rFonts w:ascii="Arial" w:hAnsi="Arial" w:cs="Arial"/>
+                <w:sz w:val="24"/>
+                <w:szCs w:val="24"/>
+              </w:rPr>
+            </w:pPr>
+            <w:r>
+              <w:rPr>
+                <w:rFonts w:ascii="Arial" w:hAnsi="Arial" w:cs="Arial"/>
+                <w:sz w:val="24"/>
+                <w:szCs w:val="24"/>
+              </w:rPr>
+              <w:t>extrem detailliert (Trace)</w:t>
+            </w:r>
+          </w:p>
+        </w:tc>
+      </w:tr>
+      <w:tr>
+        <w:tc>
+          <w:tcPr>
+            <w:tcW w:w="0" w:type="auto"/>
+            <w:hideMark/>
+          </w:tcPr>
+          <w:p>
+            <w:pPr>
+              <w:spacing w:after="160" w:line="259" w:lineRule="auto"/>
+              <w:rPr>
+                <w:rFonts w:ascii="Arial" w:hAnsi="Arial" w:cs="Arial"/>
+                <w:sz w:val="24"/>
+                <w:szCs w:val="24"/>
+              </w:rPr>
+            </w:pPr>
+            <w:proofErr w:type="spellStart"/>
+            <w:r>
+              <w:rPr>
+                <w:rFonts w:ascii="Arial" w:hAnsi="Arial" w:cs="Arial"/>
+                <w:sz w:val="24"/>
+                <w:szCs w:val="24"/>
+              </w:rPr>
+              <w:t>Debug</w:t>
+            </w:r>
+            <w:proofErr w:type="spellEnd"/>
+          </w:p>
+        </w:tc>
+        <w:tc>
+          <w:tcPr>
+            <w:tcW w:w="0" w:type="auto"/>
+            <w:hideMark/>
+          </w:tcPr>
+          <w:p>
+            <w:pPr>
+              <w:spacing w:after="160" w:line="259" w:lineRule="auto"/>
+              <w:rPr>
+                <w:rFonts w:ascii="Arial" w:hAnsi="Arial" w:cs="Arial"/>
+                <w:sz w:val="24"/>
+                <w:szCs w:val="24"/>
+              </w:rPr>
+            </w:pPr>
+            <w:r>
+              <w:rPr>
+                <w:rFonts w:ascii="Arial" w:hAnsi="Arial" w:cs="Arial"/>
+                <w:sz w:val="24"/>
+                <w:szCs w:val="24"/>
+              </w:rPr>
+              <w:t>für Debugging</w:t>
+            </w:r>
+          </w:p>
+        </w:tc>
+      </w:tr>
+      <w:tr>
+        <w:tc>
+          <w:tcPr>
+            <w:tcW w:w="0" w:type="auto"/>
+            <w:hideMark/>
+          </w:tcPr>
+          <w:p>
+            <w:pPr>
+              <w:spacing w:after="160" w:line="259" w:lineRule="auto"/>
+              <w:rPr>
+                <w:rFonts w:ascii="Arial" w:hAnsi="Arial" w:cs="Arial"/>
+                <w:sz w:val="24"/>
+                <w:szCs w:val="24"/>
+              </w:rPr>
+            </w:pPr>
+            <w:r>
+              <w:rPr>
+                <w:rFonts w:ascii="Arial" w:hAnsi="Arial" w:cs="Arial"/>
+                <w:sz w:val="24"/>
+                <w:szCs w:val="24"/>
+              </w:rPr>
+              <w:t>Information</w:t>
+            </w:r>
+          </w:p>
+        </w:tc>
+        <w:tc>
+          <w:tcPr>
+            <w:tcW w:w="0" w:type="auto"/>
+            <w:hideMark/>
+          </w:tcPr>
+          <w:p>
+            <w:pPr>
+              <w:spacing w:after="160" w:line="259" w:lineRule="auto"/>
+              <w:rPr>
+                <w:rFonts w:ascii="Arial" w:hAnsi="Arial" w:cs="Arial"/>
+                <w:sz w:val="24"/>
+                <w:szCs w:val="24"/>
+              </w:rPr>
+            </w:pPr>
+            <w:r>
+              <w:rPr>
+                <w:rFonts w:ascii="Arial" w:hAnsi="Arial" w:cs="Arial"/>
+                <w:sz w:val="24"/>
+                <w:szCs w:val="24"/>
+              </w:rPr>
+              <w:t>normale Ablaufinfos</w:t>
+            </w:r>
+          </w:p>
+        </w:tc>
+      </w:tr>
+      <w:tr>
+        <w:tc>
+          <w:tcPr>
+            <w:tcW w:w="0" w:type="auto"/>
+            <w:hideMark/>
+          </w:tcPr>
+          <w:p>
+            <w:pPr>
+              <w:spacing w:after="160" w:line="259" w:lineRule="auto"/>
+              <w:rPr>
+                <w:rFonts w:ascii="Arial" w:hAnsi="Arial" w:cs="Arial"/>
+                <w:sz w:val="24"/>
+                <w:szCs w:val="24"/>
+              </w:rPr>
+            </w:pPr>
+            <w:proofErr w:type="spellStart"/>
+            <w:r>
+              <w:rPr>
+                <w:rFonts w:ascii="Arial" w:hAnsi="Arial" w:cs="Arial"/>
+                <w:sz w:val="24"/>
+                <w:szCs w:val="24"/>
+              </w:rPr>
+              <w:t>Warning</w:t>
+            </w:r>
+            <w:proofErr w:type="spellEnd"/>
+          </w:p>
+        </w:tc>
+        <w:tc>
+          <w:tcPr>
+            <w:tcW w:w="0" w:type="auto"/>
+            <w:hideMark/>
+          </w:tcPr>
+          <w:p>
+            <w:pPr>
+              <w:spacing w:after="160" w:line="259" w:lineRule="auto"/>
+              <w:rPr>
+                <w:rFonts w:ascii="Arial" w:hAnsi="Arial" w:cs="Arial"/>
+                <w:sz w:val="24"/>
+                <w:szCs w:val="24"/>
+              </w:rPr>
+            </w:pPr>
+            <w:r>
+              <w:rPr>
+                <w:rFonts w:ascii="Arial" w:hAnsi="Arial" w:cs="Arial"/>
+                <w:sz w:val="24"/>
+                <w:szCs w:val="24"/>
+              </w:rPr>
+              <w:t>mögliche Probleme</w:t>
+            </w:r>
+          </w:p>
+        </w:tc>
+      </w:tr>
+      <w:tr>
+        <w:tc>
+          <w:tcPr>
+            <w:tcW w:w="0" w:type="auto"/>
+            <w:hideMark/>
+          </w:tcPr>
+          <w:p>
+            <w:pPr>
+              <w:spacing w:after="160" w:line="259" w:lineRule="auto"/>
+              <w:rPr>
+                <w:rFonts w:ascii="Arial" w:hAnsi="Arial" w:cs="Arial"/>
+                <w:sz w:val="24"/>
+                <w:szCs w:val="24"/>
+              </w:rPr>
+            </w:pPr>
+            <w:r>
+              <w:rPr>
+                <w:rFonts w:ascii="Arial" w:hAnsi="Arial" w:cs="Arial"/>
+                <w:sz w:val="24"/>
+                <w:szCs w:val="24"/>
+              </w:rPr>
+              <w:t>Error</w:t>
+            </w:r>
+          </w:p>
+        </w:tc>
+        <w:tc>
+          <w:tcPr>
+            <w:tcW w:w="0" w:type="auto"/>
+            <w:hideMark/>
+          </w:tcPr>
+          <w:p>
+            <w:pPr>
+              <w:spacing w:after="160" w:line="259" w:lineRule="auto"/>
+              <w:rPr>
+                <w:rFonts w:ascii="Arial" w:hAnsi="Arial" w:cs="Arial"/>
+                <w:sz w:val="24"/>
+                <w:szCs w:val="24"/>
+              </w:rPr>
+            </w:pPr>
+            <w:r>
+              <w:rPr>
+                <w:rFonts w:ascii="Arial" w:hAnsi="Arial" w:cs="Arial"/>
+                <w:sz w:val="24"/>
+                <w:szCs w:val="24"/>
+              </w:rPr>
+              <w:t>Fehler</w:t>
+            </w:r>
+          </w:p>
+        </w:tc>
+      </w:tr>
+      <w:tr>
+        <w:tc>
+          <w:tcPr>
+            <w:tcW w:w="0" w:type="auto"/>
+            <w:hideMark/>
+          </w:tcPr>
+          <w:p>
+            <w:pPr>
+              <w:spacing w:after="160" w:line="259" w:lineRule="auto"/>
+              <w:rPr>
+                <w:rFonts w:ascii="Arial" w:hAnsi="Arial" w:cs="Arial"/>
+                <w:sz w:val="24"/>
+                <w:szCs w:val="24"/>
+              </w:rPr>
+            </w:pPr>
+            <w:r>
+              <w:rPr>
+                <w:rFonts w:ascii="Arial" w:hAnsi="Arial" w:cs="Arial"/>
+                <w:sz w:val="24"/>
+                <w:szCs w:val="24"/>
+              </w:rPr>
+              <w:t>Fatal</w:t>
+            </w:r>
+          </w:p>
+        </w:tc>
+        <w:tc>
+          <w:tcPr>
+            <w:tcW w:w="0" w:type="auto"/>
+            <w:hideMark/>
+          </w:tcPr>
+          <w:p>
+            <w:pPr>
+              <w:spacing w:after="160" w:line="259" w:lineRule="auto"/>
+              <w:rPr>
+                <w:rFonts w:ascii="Arial" w:hAnsi="Arial" w:cs="Arial"/>
+                <w:sz w:val="24"/>
+                <w:szCs w:val="24"/>
+              </w:rPr>
+            </w:pPr>
+            <w:r>
+              <w:rPr>
+                <w:rFonts w:ascii="Arial" w:hAnsi="Arial" w:cs="Arial"/>
+                <w:sz w:val="24"/>
+                <w:szCs w:val="24"/>
+              </w:rPr>
+              <w:t>schwerer Fehler/Systemabsturz</w:t>
+            </w:r>
+          </w:p>
+        </w:tc>
+      </w:tr>
+    </w:tbl>
+    <w:p>
+      <w:pPr>
+        <w:rPr>
+          <w:rFonts w:ascii="Arial" w:hAnsi="Arial" w:cs="Arial"/>
+          <w:sz w:val="24"/>
+          <w:szCs w:val="24"/>
+          <w:lang w:val="en-GB"/>
+        </w:rPr>
+      </w:pPr>
+    </w:p>
+    <w:p>
+      <w:pPr>
+        <w:rPr>
+          <w:rFonts w:ascii="Arial" w:hAnsi="Arial" w:cs="Arial"/>
+          <w:sz w:val="24"/>
+          <w:szCs w:val="24"/>
+          <w:lang w:val="en-GB"/>
+        </w:rPr>
+      </w:pPr>
+      <w:proofErr w:type="spellStart"/>
+      <w:r>
+        <w:rPr>
+          <w:rFonts w:ascii="Arial" w:hAnsi="Arial" w:cs="Arial"/>
+          <w:b/>
+          <w:bCs/>
+          <w:sz w:val="24"/>
+          <w:szCs w:val="24"/>
+          <w:lang w:val="en-GB"/>
+        </w:rPr>
+        <w:t>Erklärung</w:t>
+      </w:r>
+      <w:proofErr w:type="spellEnd"/>
+      <w:r>
+        <w:rPr>
+          <w:rFonts w:ascii="Arial" w:hAnsi="Arial" w:cs="Arial"/>
+          <w:b/>
+          <w:bCs/>
+          <w:sz w:val="24"/>
+          <w:szCs w:val="24"/>
+          <w:lang w:val="en-GB"/>
+        </w:rPr>
+        <w:t xml:space="preserve"> Beispiel-Config</w:t>
+      </w:r>
+      <w:r>
+        <w:rPr>
+          <w:rFonts w:ascii="Arial" w:hAnsi="Arial" w:cs="Arial"/>
+          <w:sz w:val="24"/>
+          <w:szCs w:val="24"/>
+          <w:lang w:val="en-GB"/>
+        </w:rPr>
+        <w:br/>
+      </w:r>
+      <w:r>
+        <w:rPr>
+          <w:rFonts w:ascii="Arial" w:hAnsi="Arial" w:cs="Arial"/>
+          <w:sz w:val="24"/>
+          <w:szCs w:val="24"/>
+          <w:lang w:val="en-GB"/>
+        </w:rPr>
+        <w:t>{</w:t>
+      </w:r>
+    </w:p>
+    <w:p>
+      <w:pPr>
+        <w:rPr>
+          <w:rFonts w:ascii="Arial" w:hAnsi="Arial" w:cs="Arial"/>
+          <w:sz w:val="24"/>
+          <w:szCs w:val="24"/>
+          <w:lang w:val="en-GB"/>
+        </w:rPr>
+      </w:pPr>
+      <w:r>
+        <w:rPr>
+          <w:rFonts w:ascii="Arial" w:hAnsi="Arial" w:cs="Arial"/>
+          <w:sz w:val="24"/>
+          <w:szCs w:val="24"/>
+          <w:lang w:val="en-GB"/>
+        </w:rPr>
+        <w:t xml:space="preserve">  // </w:t>
+      </w:r>
+      <w:proofErr w:type="spellStart"/>
+      <w:r>
+        <w:rPr>
+          <w:rFonts w:ascii="Arial" w:hAnsi="Arial" w:cs="Arial"/>
+          <w:sz w:val="24"/>
+          <w:szCs w:val="24"/>
+          <w:lang w:val="en-GB"/>
+        </w:rPr>
+        <w:t>Serilog-Konfiguration</w:t>
+      </w:r>
+      <w:proofErr w:type="spellEnd"/>
+    </w:p>
+    <w:p>
+      <w:pPr>
+        <w:rPr>
+          <w:rFonts w:ascii="Arial" w:hAnsi="Arial" w:cs="Arial"/>
+          <w:sz w:val="24"/>
+          <w:szCs w:val="24"/>
+          <w:lang w:val="en-GB"/>
+        </w:rPr>
+      </w:pPr>
+      <w:r>
+        <w:rPr>
+          <w:rFonts w:ascii="Arial" w:hAnsi="Arial" w:cs="Arial"/>
+          <w:sz w:val="24"/>
+          <w:szCs w:val="24"/>
+          <w:lang w:val="en-GB"/>
+        </w:rPr>
+        <w:t xml:space="preserve">  "</w:t>
+      </w:r>
+      <w:proofErr w:type="spellStart"/>
+      <w:r>
+        <w:rPr>
+          <w:rFonts w:ascii="Arial" w:hAnsi="Arial" w:cs="Arial"/>
+          <w:sz w:val="24"/>
+          <w:szCs w:val="24"/>
+          <w:lang w:val="en-GB"/>
+        </w:rPr>
+        <w:t>Serilog</w:t>
+      </w:r>
+      <w:proofErr w:type="spellEnd"/>
+      <w:r>
+        <w:rPr>
+          <w:rFonts w:ascii="Arial" w:hAnsi="Arial" w:cs="Arial"/>
+          <w:sz w:val="24"/>
+          <w:szCs w:val="24"/>
+          <w:lang w:val="en-GB"/>
+        </w:rPr>
+        <w:t>": {</w:t>
+      </w:r>
+    </w:p>
+    <w:p>
+      <w:pPr>
+        <w:rPr>
+          <w:rFonts w:ascii="Arial" w:hAnsi="Arial" w:cs="Arial"/>
+          <w:sz w:val="24"/>
+          <w:szCs w:val="24"/>
+          <w:lang w:val="en-GB"/>
+        </w:rPr>
+      </w:pPr>
+    </w:p>
+    <w:p>
+      <w:pPr>
+        <w:rPr>
+          <w:rFonts w:ascii="Arial" w:hAnsi="Arial" w:cs="Arial"/>
+          <w:sz w:val="24"/>
+          <w:szCs w:val="24"/>
+          <w:lang w:val="en-GB"/>
+        </w:rPr>
+      </w:pPr>
+      <w:r>
+        <w:rPr>
+          <w:rFonts w:ascii="Arial" w:hAnsi="Arial" w:cs="Arial"/>
+          <w:sz w:val="24"/>
+          <w:szCs w:val="24"/>
+          <w:lang w:val="en-GB"/>
+        </w:rPr>
+        <w:t xml:space="preserve">    // Sinks (</w:t>
+      </w:r>
+      <w:proofErr w:type="spellStart"/>
+      <w:r>
+        <w:rPr>
+          <w:rFonts w:ascii="Arial" w:hAnsi="Arial" w:cs="Arial"/>
+          <w:sz w:val="24"/>
+          <w:szCs w:val="24"/>
+          <w:lang w:val="en-GB"/>
+        </w:rPr>
+        <w:t>Ausgabeziele</w:t>
+      </w:r>
+      <w:proofErr w:type="spellEnd"/>
+      <w:r>
+        <w:rPr>
+          <w:rFonts w:ascii="Arial" w:hAnsi="Arial" w:cs="Arial"/>
+          <w:sz w:val="24"/>
+          <w:szCs w:val="24"/>
+          <w:lang w:val="en-GB"/>
+        </w:rPr>
+        <w:t xml:space="preserve">), die </w:t>
+      </w:r>
+      <w:proofErr w:type="spellStart"/>
+      <w:r>
+        <w:rPr>
+          <w:rFonts w:ascii="Arial" w:hAnsi="Arial" w:cs="Arial"/>
+          <w:sz w:val="24"/>
+          <w:szCs w:val="24"/>
+          <w:lang w:val="en-GB"/>
+        </w:rPr>
+        <w:t>Serilog</w:t>
+      </w:r>
+      <w:proofErr w:type="spellEnd"/>
+      <w:r>
+        <w:rPr>
+          <w:rFonts w:ascii="Arial" w:hAnsi="Arial" w:cs="Arial"/>
+          <w:sz w:val="24"/>
+          <w:szCs w:val="24"/>
+          <w:lang w:val="en-GB"/>
+        </w:rPr>
+        <w:t xml:space="preserve"> </w:t>
+      </w:r>
+      <w:proofErr w:type="spellStart"/>
+      <w:r>
+        <w:rPr>
+          <w:rFonts w:ascii="Arial" w:hAnsi="Arial" w:cs="Arial"/>
+          <w:sz w:val="24"/>
+          <w:szCs w:val="24"/>
+          <w:lang w:val="en-GB"/>
+        </w:rPr>
+        <w:t>benutzt</w:t>
+      </w:r>
+      <w:proofErr w:type="spellEnd"/>
+    </w:p>
+    <w:p>
+      <w:pPr>
+        <w:rPr>
+          <w:rFonts w:ascii="Arial" w:hAnsi="Arial" w:cs="Arial"/>
+          <w:sz w:val="24"/>
+          <w:szCs w:val="24"/>
+          <w:lang w:val="en-GB"/>
+        </w:rPr>
+      </w:pPr>
+      <w:r>
+        <w:rPr>
+          <w:rFonts w:ascii="Arial" w:hAnsi="Arial" w:cs="Arial"/>
+          <w:sz w:val="24"/>
+          <w:szCs w:val="24"/>
+          <w:lang w:val="en-GB"/>
+        </w:rPr>
+        <w:lastRenderedPageBreak/>
+        <w:t xml:space="preserve">    "Using": [ </w:t>
+      </w:r>
+    </w:p>
+    <w:p>
+      <w:pPr>
+        <w:rPr>
+          <w:rFonts w:ascii="Arial" w:hAnsi="Arial" w:cs="Arial"/>
+          <w:sz w:val="24"/>
+          <w:szCs w:val="24"/>
+        </w:rPr>
+      </w:pPr>
+      <w:r>
+        <w:rPr>
+          <w:rFonts w:ascii="Arial" w:hAnsi="Arial" w:cs="Arial"/>
+          <w:sz w:val="24"/>
+          <w:szCs w:val="24"/>
+        </w:rPr>
+        <w:t xml:space="preserve">      "</w:t>
+      </w:r>
+      <w:proofErr w:type="spellStart"/>
+      <w:proofErr w:type="gramStart"/>
+      <w:r>
+        <w:rPr>
+          <w:rFonts w:ascii="Arial" w:hAnsi="Arial" w:cs="Arial"/>
+          <w:sz w:val="24"/>
+          <w:szCs w:val="24"/>
+        </w:rPr>
+        <w:t>Serilog.Sinks.Console</w:t>
+      </w:r>
+      <w:proofErr w:type="spellEnd"/>
+      <w:r>
+        <w:rPr>
+          <w:rFonts w:ascii="Arial" w:hAnsi="Arial" w:cs="Arial"/>
+          <w:sz w:val="24"/>
+          <w:szCs w:val="24"/>
+        </w:rPr>
+        <w:t xml:space="preserve">",   </w:t>
+      </w:r>
+      <w:proofErr w:type="gramEnd"/>
+      <w:r>
+        <w:rPr>
+          <w:rFonts w:ascii="Arial" w:hAnsi="Arial" w:cs="Arial"/>
+          <w:sz w:val="24"/>
+          <w:szCs w:val="24"/>
+        </w:rPr>
+        <w:t xml:space="preserve"> // Logausgabe in die Konsole</w:t>
+      </w:r>
+    </w:p>
+    <w:p>
+      <w:pPr>
+        <w:rPr>
+          <w:rFonts w:ascii="Arial" w:hAnsi="Arial" w:cs="Arial"/>
+          <w:sz w:val="24"/>
+          <w:szCs w:val="24"/>
+        </w:rPr>
+      </w:pPr>
+      <w:r>
+        <w:rPr>
+          <w:rFonts w:ascii="Arial" w:hAnsi="Arial" w:cs="Arial"/>
+          <w:sz w:val="24"/>
+          <w:szCs w:val="24"/>
+        </w:rPr>
+        <w:t xml:space="preserve">      "</w:t>
+      </w:r>
+      <w:proofErr w:type="spellStart"/>
+      <w:proofErr w:type="gramStart"/>
+      <w:r>
+        <w:rPr>
+          <w:rFonts w:ascii="Arial" w:hAnsi="Arial" w:cs="Arial"/>
+          <w:sz w:val="24"/>
+          <w:szCs w:val="24"/>
+        </w:rPr>
+        <w:t>Serilog.Sinks.File</w:t>
+      </w:r>
+      <w:proofErr w:type="spellEnd"/>
+      <w:r>
+        <w:rPr>
+          <w:rFonts w:ascii="Arial" w:hAnsi="Arial" w:cs="Arial"/>
+          <w:sz w:val="24"/>
+          <w:szCs w:val="24"/>
+        </w:rPr>
+        <w:t xml:space="preserve">",   </w:t>
+      </w:r>
+      <w:proofErr w:type="gramEnd"/>
+      <w:r>
+        <w:rPr>
+          <w:rFonts w:ascii="Arial" w:hAnsi="Arial" w:cs="Arial"/>
+          <w:sz w:val="24"/>
+          <w:szCs w:val="24"/>
+        </w:rPr>
+        <w:t xml:space="preserve">    // Logausgabe in eine Datei</w:t>
+      </w:r>
+    </w:p>
+    <w:p>
+      <w:pPr>
+        <w:rPr>
+          <w:rFonts w:ascii="Arial" w:hAnsi="Arial" w:cs="Arial"/>
+          <w:sz w:val="24"/>
+          <w:szCs w:val="24"/>
+        </w:rPr>
+      </w:pPr>
+      <w:r>
+        <w:rPr>
+          <w:rFonts w:ascii="Arial" w:hAnsi="Arial" w:cs="Arial"/>
+          <w:sz w:val="24"/>
+          <w:szCs w:val="24"/>
+        </w:rPr>
+        <w:t xml:space="preserve">      "</w:t>
+      </w:r>
+      <w:proofErr w:type="spellStart"/>
+      <w:proofErr w:type="gramStart"/>
+      <w:r>
+        <w:rPr>
+          <w:rFonts w:ascii="Arial" w:hAnsi="Arial" w:cs="Arial"/>
+          <w:sz w:val="24"/>
+          <w:szCs w:val="24"/>
+        </w:rPr>
+        <w:t>Serilog.Sinks.MSSqlServer</w:t>
+      </w:r>
+      <w:proofErr w:type="spellEnd"/>
+      <w:r>
+        <w:rPr>
+          <w:rFonts w:ascii="Arial" w:hAnsi="Arial" w:cs="Arial"/>
+          <w:sz w:val="24"/>
+          <w:szCs w:val="24"/>
+        </w:rPr>
+        <w:t>",/</w:t>
+      </w:r>
+      <w:proofErr w:type="gramEnd"/>
+      <w:r>
+        <w:rPr>
+          <w:rFonts w:ascii="Arial" w:hAnsi="Arial" w:cs="Arial"/>
+          <w:sz w:val="24"/>
+          <w:szCs w:val="24"/>
+        </w:rPr>
+        <w:t xml:space="preserve">/ Logausgabe in </w:t>
+      </w:r>
+      <w:proofErr w:type="gramStart"/>
+      <w:r>
+        <w:rPr>
+          <w:rFonts w:ascii="Arial" w:hAnsi="Arial" w:cs="Arial"/>
+          <w:sz w:val="24"/>
+          <w:szCs w:val="24"/>
+        </w:rPr>
+        <w:t>SQL Server</w:t>
+      </w:r>
+      <w:proofErr w:type="gramEnd"/>
+    </w:p>
+    <w:p>
+      <w:pPr>
+        <w:rPr>
+          <w:rFonts w:ascii="Arial" w:hAnsi="Arial" w:cs="Arial"/>
+          <w:sz w:val="24"/>
+          <w:szCs w:val="24"/>
+          <w:lang w:val="en-GB"/>
+        </w:rPr>
+      </w:pPr>
+      <w:r>
+        <w:rPr>
+          <w:rFonts w:ascii="Arial" w:hAnsi="Arial" w:cs="Arial"/>
+          <w:sz w:val="24"/>
+          <w:szCs w:val="24"/>
+        </w:rPr>
+        <w:t xml:space="preserve">      </w:t>
+      </w:r>
+      <w:r>
+        <w:rPr>
+          <w:rFonts w:ascii="Arial" w:hAnsi="Arial" w:cs="Arial"/>
+          <w:sz w:val="24"/>
+          <w:szCs w:val="24"/>
+          <w:lang w:val="en-GB"/>
+        </w:rPr>
+        <w:t>"</w:t>
+      </w:r>
+      <w:proofErr w:type="spellStart"/>
+      <w:r>
+        <w:rPr>
+          <w:rFonts w:ascii="Arial" w:hAnsi="Arial" w:cs="Arial"/>
+          <w:sz w:val="24"/>
+          <w:szCs w:val="24"/>
+          <w:lang w:val="en-GB"/>
+        </w:rPr>
+        <w:t>Serilog.AspNetCore</w:t>
+      </w:r>
+      <w:proofErr w:type="spellEnd"/>
+      <w:r>
+        <w:rPr>
+          <w:rFonts w:ascii="Arial" w:hAnsi="Arial" w:cs="Arial"/>
+          <w:sz w:val="24"/>
+          <w:szCs w:val="24"/>
+          <w:lang w:val="en-GB"/>
+        </w:rPr>
+        <w:t xml:space="preserve">"        // Integration </w:t>
+      </w:r>
+      <w:proofErr w:type="spellStart"/>
+      <w:r>
+        <w:rPr>
+          <w:rFonts w:ascii="Arial" w:hAnsi="Arial" w:cs="Arial"/>
+          <w:sz w:val="24"/>
+          <w:szCs w:val="24"/>
+          <w:lang w:val="en-GB"/>
+        </w:rPr>
+        <w:t>mit</w:t>
+      </w:r>
+      <w:proofErr w:type="spellEnd"/>
+      <w:r>
+        <w:rPr>
+          <w:rFonts w:ascii="Arial" w:hAnsi="Arial" w:cs="Arial"/>
+          <w:sz w:val="24"/>
+          <w:szCs w:val="24"/>
+          <w:lang w:val="en-GB"/>
+        </w:rPr>
+        <w:t xml:space="preserve"> ASP.NET Core (</w:t>
+      </w:r>
+      <w:proofErr w:type="spellStart"/>
+      <w:r>
+        <w:rPr>
+          <w:rFonts w:ascii="Arial" w:hAnsi="Arial" w:cs="Arial"/>
+          <w:sz w:val="24"/>
+          <w:szCs w:val="24"/>
+          <w:lang w:val="en-GB"/>
+        </w:rPr>
+        <w:t>z.B.</w:t>
+      </w:r>
+      <w:proofErr w:type="spellEnd"/>
+      <w:r>
+        <w:rPr>
+          <w:rFonts w:ascii="Arial" w:hAnsi="Arial" w:cs="Arial"/>
+          <w:sz w:val="24"/>
+          <w:szCs w:val="24"/>
+          <w:lang w:val="en-GB"/>
+        </w:rPr>
+        <w:t xml:space="preserve"> </w:t>
+      </w:r>
+      <w:proofErr w:type="spellStart"/>
+      <w:r>
+        <w:rPr>
+          <w:rFonts w:ascii="Arial" w:hAnsi="Arial" w:cs="Arial"/>
+          <w:sz w:val="24"/>
+          <w:szCs w:val="24"/>
+          <w:lang w:val="en-GB"/>
+        </w:rPr>
+        <w:t>automatische</w:t>
+      </w:r>
+      <w:proofErr w:type="spellEnd"/>
+      <w:r>
+        <w:rPr>
+          <w:rFonts w:ascii="Arial" w:hAnsi="Arial" w:cs="Arial"/>
+          <w:sz w:val="24"/>
+          <w:szCs w:val="24"/>
+          <w:lang w:val="en-GB"/>
+        </w:rPr>
+        <w:t xml:space="preserve"> Request-Logs)</w:t>
+      </w:r>
+    </w:p>
+    <w:p>
+      <w:pPr>
+        <w:rPr>
+          <w:rFonts w:ascii="Arial" w:hAnsi="Arial" w:cs="Arial"/>
+          <w:sz w:val="24"/>
+          <w:szCs w:val="24"/>
+        </w:rPr>
+      </w:pPr>
+      <w:r>
+        <w:rPr>
+          <w:rFonts w:ascii="Arial" w:hAnsi="Arial" w:cs="Arial"/>
+          <w:sz w:val="24"/>
+          <w:szCs w:val="24"/>
+          <w:lang w:val="en-GB"/>
+        </w:rPr>
+        <w:t xml:space="preserve">    </w:t>
+      </w:r>
+      <w:r>
+        <w:rPr>
+          <w:rFonts w:ascii="Arial" w:hAnsi="Arial" w:cs="Arial"/>
+          <w:sz w:val="24"/>
+          <w:szCs w:val="24"/>
+        </w:rPr>
+        <w:t>],</w:t>
+      </w:r>
+    </w:p>
+    <w:p>
+      <w:pPr>
+        <w:rPr>
+          <w:rFonts w:ascii="Arial" w:hAnsi="Arial" w:cs="Arial"/>
+          <w:sz w:val="24"/>
+          <w:szCs w:val="24"/>
+        </w:rPr>
+      </w:pPr>
+    </w:p>
+    <w:p>
+      <w:pPr>
+        <w:rPr>
+          <w:rFonts w:ascii="Arial" w:hAnsi="Arial" w:cs="Arial"/>
+          <w:sz w:val="24"/>
+          <w:szCs w:val="24"/>
+        </w:rPr>
+      </w:pPr>
+      <w:r>
+        <w:rPr>
+          <w:rFonts w:ascii="Arial" w:hAnsi="Arial" w:cs="Arial"/>
+          <w:sz w:val="24"/>
+          <w:szCs w:val="24"/>
+        </w:rPr>
+        <w:t xml:space="preserve">    // </w:t>
+      </w:r>
+      <w:proofErr w:type="spellStart"/>
+      <w:r>
+        <w:rPr>
+          <w:rFonts w:ascii="Arial" w:hAnsi="Arial" w:cs="Arial"/>
+          <w:sz w:val="24"/>
+          <w:szCs w:val="24"/>
+        </w:rPr>
+        <w:t>MinimumLevel</w:t>
+      </w:r>
+      <w:proofErr w:type="spellEnd"/>
+      <w:r>
+        <w:rPr>
+          <w:rFonts w:ascii="Arial" w:hAnsi="Arial" w:cs="Arial"/>
+          <w:sz w:val="24"/>
+          <w:szCs w:val="24"/>
+        </w:rPr>
+        <w:t>: bestimmt, welche Logmeldungen erfasst werden</w:t>
+      </w:r>
+    </w:p>
+    <w:p>
+      <w:pPr>
+        <w:rPr>
+          <w:rFonts w:ascii="Arial" w:hAnsi="Arial" w:cs="Arial"/>
+          <w:sz w:val="24"/>
+          <w:szCs w:val="24"/>
+        </w:rPr>
+      </w:pPr>
+      <w:r>
+        <w:rPr>
+          <w:rFonts w:ascii="Arial" w:hAnsi="Arial" w:cs="Arial"/>
+          <w:sz w:val="24"/>
+          <w:szCs w:val="24"/>
+        </w:rPr>
+        <w:t xml:space="preserve">    "</w:t>
+      </w:r>
+      <w:proofErr w:type="spellStart"/>
+      <w:r>
+        <w:rPr>
+          <w:rFonts w:ascii="Arial" w:hAnsi="Arial" w:cs="Arial"/>
+          <w:sz w:val="24"/>
+          <w:szCs w:val="24"/>
+        </w:rPr>
+        <w:t>MinimumLevel</w:t>
+      </w:r>
+      <w:proofErr w:type="spellEnd"/>
+      <w:r>
+        <w:rPr>
+          <w:rFonts w:ascii="Arial" w:hAnsi="Arial" w:cs="Arial"/>
+          <w:sz w:val="24"/>
+          <w:szCs w:val="24"/>
+        </w:rPr>
+        <w:t>": {</w:t>
+      </w:r>
+    </w:p>
+    <w:p>
+      <w:pPr>
+        <w:rPr>
+          <w:rFonts w:ascii="Arial" w:hAnsi="Arial" w:cs="Arial"/>
+          <w:sz w:val="24"/>
+          <w:szCs w:val="24"/>
+        </w:rPr>
+      </w:pPr>
+      <w:r>
+        <w:rPr>
+          <w:rFonts w:ascii="Arial" w:hAnsi="Arial" w:cs="Arial"/>
+          <w:sz w:val="24"/>
+          <w:szCs w:val="24"/>
+        </w:rPr>
+        <w:t xml:space="preserve">      "Default": "</w:t>
+      </w:r>
+      <w:proofErr w:type="spellStart"/>
+      <w:r>
+        <w:rPr>
+          <w:rFonts w:ascii="Arial" w:hAnsi="Arial" w:cs="Arial"/>
+          <w:sz w:val="24"/>
+          <w:szCs w:val="24"/>
+        </w:rPr>
+        <w:t>Debug</w:t>
+      </w:r>
+      <w:proofErr w:type="spellEnd"/>
+      <w:proofErr w:type="gramStart"/>
+      <w:r>
+        <w:rPr>
+          <w:rFonts w:ascii="Arial" w:hAnsi="Arial" w:cs="Arial"/>
+          <w:sz w:val="24"/>
+          <w:szCs w:val="24"/>
+        </w:rPr>
+        <w:t xml:space="preserve">",   </w:t>
+      </w:r>
+      <w:proofErr w:type="gramEnd"/>
+      <w:r>
+        <w:rPr>
+          <w:rFonts w:ascii="Arial" w:hAnsi="Arial" w:cs="Arial"/>
+          <w:sz w:val="24"/>
+          <w:szCs w:val="24"/>
+        </w:rPr>
+        <w:t xml:space="preserve">        // Standard-</w:t>
+      </w:r>
+      <w:proofErr w:type="spellStart"/>
+      <w:r>
+        <w:rPr>
+          <w:rFonts w:ascii="Arial" w:hAnsi="Arial" w:cs="Arial"/>
+          <w:sz w:val="24"/>
+          <w:szCs w:val="24"/>
+        </w:rPr>
+        <w:t>Loglevel</w:t>
+      </w:r>
+      <w:proofErr w:type="spellEnd"/>
+      <w:r>
+        <w:rPr>
+          <w:rFonts w:ascii="Arial" w:hAnsi="Arial" w:cs="Arial"/>
+          <w:sz w:val="24"/>
+          <w:szCs w:val="24"/>
+        </w:rPr>
+        <w:t xml:space="preserve"> für die eigene App: alle Logs ab </w:t>
+      </w:r>
+      <w:proofErr w:type="spellStart"/>
+      <w:r>
+        <w:rPr>
+          <w:rFonts w:ascii="Arial" w:hAnsi="Arial" w:cs="Arial"/>
+          <w:sz w:val="24"/>
+          <w:szCs w:val="24"/>
+        </w:rPr>
+        <w:t>Debug</w:t>
+      </w:r>
+      <w:proofErr w:type="spellEnd"/>
+    </w:p>
+    <w:p>
+      <w:pPr>
+        <w:rPr>
+          <w:rFonts w:ascii="Arial" w:hAnsi="Arial" w:cs="Arial"/>
+          <w:sz w:val="24"/>
+          <w:szCs w:val="24"/>
+          <w:lang w:val="en-GB"/>
+        </w:rPr>
+      </w:pPr>
+      <w:r>
+        <w:rPr>
+          <w:rFonts w:ascii="Arial" w:hAnsi="Arial" w:cs="Arial"/>
+          <w:sz w:val="24"/>
+          <w:szCs w:val="24"/>
+        </w:rPr>
+        <w:t xml:space="preserve">      </w:t>
+      </w:r>
+      <w:r>
+        <w:rPr>
+          <w:rFonts w:ascii="Arial" w:hAnsi="Arial" w:cs="Arial"/>
+          <w:sz w:val="24"/>
+          <w:szCs w:val="24"/>
+          <w:lang w:val="en-GB"/>
+        </w:rPr>
+        <w:t>"Override": {</w:t>
+      </w:r>
+    </w:p>
+    <w:p>
+      <w:pPr>
+        <w:rPr>
+          <w:rFonts w:ascii="Arial" w:hAnsi="Arial" w:cs="Arial"/>
+          <w:sz w:val="24"/>
+          <w:szCs w:val="24"/>
+          <w:lang w:val="en-GB"/>
+        </w:rPr>
+      </w:pPr>
+      <w:r>
+        <w:rPr>
+          <w:rFonts w:ascii="Arial" w:hAnsi="Arial" w:cs="Arial"/>
+          <w:sz w:val="24"/>
+          <w:szCs w:val="24"/>
+          <w:lang w:val="en-GB"/>
+        </w:rPr>
+        <w:t xml:space="preserve">        "Microsoft": "Warning</w:t>
+      </w:r>
+      <w:proofErr w:type="gramStart"/>
+      <w:r>
+        <w:rPr>
+          <w:rFonts w:ascii="Arial" w:hAnsi="Arial" w:cs="Arial"/>
+          <w:sz w:val="24"/>
+          <w:szCs w:val="24"/>
+          <w:lang w:val="en-GB"/>
+        </w:rPr>
+        <w:t xml:space="preserve">",   </w:t>
+      </w:r>
+      <w:proofErr w:type="gramEnd"/>
+      <w:r>
+        <w:rPr>
+          <w:rFonts w:ascii="Arial" w:hAnsi="Arial" w:cs="Arial"/>
+          <w:sz w:val="24"/>
+          <w:szCs w:val="24"/>
+          <w:lang w:val="en-GB"/>
+        </w:rPr>
+        <w:t xml:space="preserve">  // Logs </w:t>
+      </w:r>
+      <w:proofErr w:type="spellStart"/>
+      <w:r>
+        <w:rPr>
+          <w:rFonts w:ascii="Arial" w:hAnsi="Arial" w:cs="Arial"/>
+          <w:sz w:val="24"/>
+          <w:szCs w:val="24"/>
+          <w:lang w:val="en-GB"/>
+        </w:rPr>
+        <w:t>aus</w:t>
+      </w:r>
+      <w:proofErr w:type="spellEnd"/>
+      <w:r>
+        <w:rPr>
+          <w:rFonts w:ascii="Arial" w:hAnsi="Arial" w:cs="Arial"/>
+          <w:sz w:val="24"/>
+          <w:szCs w:val="24"/>
+          <w:lang w:val="en-GB"/>
+        </w:rPr>
+        <w:t xml:space="preserve"> Microsoft-Namespace ab Warning</w:t>
+      </w:r>
+    </w:p>
+    <w:p>
+      <w:pPr>
+        <w:rPr>
+          <w:rFonts w:ascii="Arial" w:hAnsi="Arial" w:cs="Arial"/>
+          <w:sz w:val="24"/>
+          <w:szCs w:val="24"/>
+          <w:lang w:val="en-GB"/>
+        </w:rPr>
+      </w:pPr>
+      <w:r>
+        <w:rPr>
+          <w:rFonts w:ascii="Arial" w:hAnsi="Arial" w:cs="Arial"/>
+          <w:sz w:val="24"/>
+          <w:szCs w:val="24"/>
+          <w:lang w:val="en-GB"/>
+        </w:rPr>
+        <w:t xml:space="preserve">        "</w:t>
+      </w:r>
+      <w:proofErr w:type="spellStart"/>
+      <w:r>
+        <w:rPr>
+          <w:rFonts w:ascii="Arial" w:hAnsi="Arial" w:cs="Arial"/>
+          <w:sz w:val="24"/>
+          <w:szCs w:val="24"/>
+          <w:lang w:val="en-GB"/>
+        </w:rPr>
+        <w:t>Microsoft.AspNetCore</w:t>
+      </w:r>
+      <w:proofErr w:type="spellEnd"/>
+      <w:r>
+        <w:rPr>
+          <w:rFonts w:ascii="Arial" w:hAnsi="Arial" w:cs="Arial"/>
+          <w:sz w:val="24"/>
+          <w:szCs w:val="24"/>
+          <w:lang w:val="en-GB"/>
+        </w:rPr>
+        <w:t>": "Warning" // ASP.NET Core Logs ab Warning</w:t>
+      </w:r>
+    </w:p>
+    <w:p>
+      <w:pPr>
+        <w:rPr>
+          <w:rFonts w:ascii="Arial" w:hAnsi="Arial" w:cs="Arial"/>
+          <w:sz w:val="24"/>
+          <w:szCs w:val="24"/>
+        </w:rPr>
+      </w:pPr>
+      <w:r>
+        <w:rPr>
+          <w:rFonts w:ascii="Arial" w:hAnsi="Arial" w:cs="Arial"/>
+          <w:sz w:val="24"/>
+          <w:szCs w:val="24"/>
+          <w:lang w:val="en-GB"/>
+        </w:rPr>
+        <w:t xml:space="preserve">      </w:t>
+      </w:r>
+      <w:r>
+        <w:rPr>
+          <w:rFonts w:ascii="Arial" w:hAnsi="Arial" w:cs="Arial"/>
+          <w:sz w:val="24"/>
+          <w:szCs w:val="24"/>
+        </w:rPr>
+        <w:t>}</w:t>
+      </w:r>
+    </w:p>
+    <w:p>
+      <w:pPr>
+        <w:rPr>
+          <w:rFonts w:ascii="Arial" w:hAnsi="Arial" w:cs="Arial"/>
+          <w:sz w:val="24"/>
+          <w:szCs w:val="24"/>
+        </w:rPr>
+      </w:pPr>
+      <w:r>
+        <w:rPr>
+          <w:rFonts w:ascii="Arial" w:hAnsi="Arial" w:cs="Arial"/>
+          <w:sz w:val="24"/>
+          <w:szCs w:val="24"/>
+        </w:rPr>
+        <w:t xml:space="preserve">    },</w:t>
+      </w:r>
+    </w:p>
+    <w:p>
+      <w:pPr>
+        <w:rPr>
+          <w:rFonts w:ascii="Arial" w:hAnsi="Arial" w:cs="Arial"/>
+          <w:sz w:val="24"/>
+          <w:szCs w:val="24"/>
+        </w:rPr>
+      </w:pPr>
+    </w:p>
+    <w:p>
+      <w:pPr>
+        <w:rPr>
+          <w:rFonts w:ascii="Arial" w:hAnsi="Arial" w:cs="Arial"/>
+          <w:sz w:val="24"/>
+          <w:szCs w:val="24"/>
+        </w:rPr>
+      </w:pPr>
+      <w:r>
+        <w:rPr>
+          <w:rFonts w:ascii="Arial" w:hAnsi="Arial" w:cs="Arial"/>
+          <w:sz w:val="24"/>
+          <w:szCs w:val="24"/>
+        </w:rPr>
+        <w:t xml:space="preserve">    // </w:t>
+      </w:r>
+      <w:proofErr w:type="spellStart"/>
+      <w:r>
+        <w:rPr>
+          <w:rFonts w:ascii="Arial" w:hAnsi="Arial" w:cs="Arial"/>
+          <w:sz w:val="24"/>
+          <w:szCs w:val="24"/>
+        </w:rPr>
+        <w:t>Enricher</w:t>
+      </w:r>
+      <w:proofErr w:type="spellEnd"/>
+      <w:r>
+        <w:rPr>
+          <w:rFonts w:ascii="Arial" w:hAnsi="Arial" w:cs="Arial"/>
+          <w:sz w:val="24"/>
+          <w:szCs w:val="24"/>
+        </w:rPr>
+        <w:t>: zusätzliche Informationen, die automatisch zu jedem Log hinzugefügt werden</w:t>
+      </w:r>
+    </w:p>
+    <w:p>
+      <w:pPr>
+        <w:rPr>
+          <w:rFonts w:ascii="Arial" w:hAnsi="Arial" w:cs="Arial"/>
+          <w:sz w:val="24"/>
+          <w:szCs w:val="24"/>
+          <w:lang w:val="en-GB"/>
+        </w:rPr>
+      </w:pPr>
+      <w:r>
+        <w:rPr>
+          <w:rFonts w:ascii="Arial" w:hAnsi="Arial" w:cs="Arial"/>
+          <w:sz w:val="24"/>
+          <w:szCs w:val="24"/>
+        </w:rPr>
+        <w:t xml:space="preserve">    </w:t>
+      </w:r>
+      <w:r>
+        <w:rPr>
+          <w:rFonts w:ascii="Arial" w:hAnsi="Arial" w:cs="Arial"/>
+          <w:sz w:val="24"/>
+          <w:szCs w:val="24"/>
+          <w:lang w:val="en-GB"/>
+        </w:rPr>
+        <w:t xml:space="preserve">"Enrich": [ </w:t>
+      </w:r>
+    </w:p>
+    <w:p>
+      <w:pPr>
+        <w:rPr>
+          <w:rFonts w:ascii="Arial" w:hAnsi="Arial" w:cs="Arial"/>
+          <w:sz w:val="24"/>
+          <w:szCs w:val="24"/>
+          <w:lang w:val="en-GB"/>
+        </w:rPr>
+      </w:pPr>
+      <w:r>
+        <w:rPr>
+          <w:rFonts w:ascii="Arial" w:hAnsi="Arial" w:cs="Arial"/>
+          <w:sz w:val="24"/>
+          <w:szCs w:val="24"/>
+          <w:lang w:val="en-GB"/>
+        </w:rPr>
+        <w:t xml:space="preserve">      "</w:t>
+      </w:r>
+      <w:proofErr w:type="spellStart"/>
+      <w:r>
+        <w:rPr>
+          <w:rFonts w:ascii="Arial" w:hAnsi="Arial" w:cs="Arial"/>
+          <w:sz w:val="24"/>
+          <w:szCs w:val="24"/>
+          <w:lang w:val="en-GB"/>
+        </w:rPr>
+        <w:t>FromLogContext</w:t>
+      </w:r>
+      <w:proofErr w:type="spellEnd"/>
+      <w:r>
+        <w:rPr>
+          <w:rFonts w:ascii="Arial" w:hAnsi="Arial" w:cs="Arial"/>
+          <w:sz w:val="24"/>
+          <w:szCs w:val="24"/>
+          <w:lang w:val="en-GB"/>
+        </w:rPr>
+        <w:t xml:space="preserve">", // </w:t>
+      </w:r>
+      <w:proofErr w:type="spellStart"/>
+      <w:r>
+        <w:rPr>
+          <w:rFonts w:ascii="Arial" w:hAnsi="Arial" w:cs="Arial"/>
+          <w:sz w:val="24"/>
+          <w:szCs w:val="24"/>
+          <w:lang w:val="en-GB"/>
+        </w:rPr>
+        <w:t>Kontextinformationen</w:t>
+      </w:r>
+      <w:proofErr w:type="spellEnd"/>
+      <w:r>
+        <w:rPr>
+          <w:rFonts w:ascii="Arial" w:hAnsi="Arial" w:cs="Arial"/>
+          <w:sz w:val="24"/>
+          <w:szCs w:val="24"/>
+          <w:lang w:val="en-GB"/>
+        </w:rPr>
+        <w:t xml:space="preserve">, </w:t>
+      </w:r>
+      <w:proofErr w:type="spellStart"/>
+      <w:r>
+        <w:rPr>
+          <w:rFonts w:ascii="Arial" w:hAnsi="Arial" w:cs="Arial"/>
+          <w:sz w:val="24"/>
+          <w:szCs w:val="24"/>
+          <w:lang w:val="en-GB"/>
+        </w:rPr>
+        <w:t>z.B.</w:t>
+      </w:r>
+      <w:proofErr w:type="spellEnd"/>
+      <w:r>
+        <w:rPr>
+          <w:rFonts w:ascii="Arial" w:hAnsi="Arial" w:cs="Arial"/>
+          <w:sz w:val="24"/>
+          <w:szCs w:val="24"/>
+          <w:lang w:val="en-GB"/>
+        </w:rPr>
+        <w:t xml:space="preserve"> Properties </w:t>
+      </w:r>
+      <w:proofErr w:type="spellStart"/>
+      <w:r>
+        <w:rPr>
+          <w:rFonts w:ascii="Arial" w:hAnsi="Arial" w:cs="Arial"/>
+          <w:sz w:val="24"/>
+          <w:szCs w:val="24"/>
+          <w:lang w:val="en-GB"/>
+        </w:rPr>
+        <w:t>aus</w:t>
+      </w:r>
+      <w:proofErr w:type="spellEnd"/>
+      <w:r>
+        <w:rPr>
+          <w:rFonts w:ascii="Arial" w:hAnsi="Arial" w:cs="Arial"/>
+          <w:sz w:val="24"/>
+          <w:szCs w:val="24"/>
+          <w:lang w:val="en-GB"/>
+        </w:rPr>
+        <w:t xml:space="preserve"> </w:t>
+      </w:r>
+      <w:proofErr w:type="spellStart"/>
+      <w:r>
+        <w:rPr>
+          <w:rFonts w:ascii="Arial" w:hAnsi="Arial" w:cs="Arial"/>
+          <w:sz w:val="24"/>
+          <w:szCs w:val="24"/>
+          <w:lang w:val="en-GB"/>
+        </w:rPr>
+        <w:t>LogContext.PushProperty</w:t>
+      </w:r>
+      <w:proofErr w:type="spellEnd"/>
+    </w:p>
+    <w:p>
+      <w:pPr>
+        <w:rPr>
+          <w:rFonts w:ascii="Arial" w:hAnsi="Arial" w:cs="Arial"/>
+          <w:sz w:val="24"/>
+          <w:szCs w:val="24"/>
+          <w:lang w:val="en-GB"/>
+        </w:rPr>
+      </w:pPr>
+      <w:r>
+        <w:rPr>
+          <w:rFonts w:ascii="Arial" w:hAnsi="Arial" w:cs="Arial"/>
+          <w:sz w:val="24"/>
+          <w:szCs w:val="24"/>
+          <w:lang w:val="en-GB"/>
+        </w:rPr>
+        <w:t xml:space="preserve">      "</w:t>
+      </w:r>
+      <w:proofErr w:type="spellStart"/>
+      <w:r>
+        <w:rPr>
+          <w:rFonts w:ascii="Arial" w:hAnsi="Arial" w:cs="Arial"/>
+          <w:sz w:val="24"/>
+          <w:szCs w:val="24"/>
+          <w:lang w:val="en-GB"/>
+        </w:rPr>
+        <w:t>WithMachineName</w:t>
+      </w:r>
+      <w:proofErr w:type="spellEnd"/>
+      <w:proofErr w:type="gramStart"/>
+      <w:r>
+        <w:rPr>
+          <w:rFonts w:ascii="Arial" w:hAnsi="Arial" w:cs="Arial"/>
+          <w:sz w:val="24"/>
+          <w:szCs w:val="24"/>
+          <w:lang w:val="en-GB"/>
+        </w:rPr>
+        <w:t>",/</w:t>
+      </w:r>
+      <w:proofErr w:type="gramEnd"/>
+      <w:r>
+        <w:rPr>
+          <w:rFonts w:ascii="Arial" w:hAnsi="Arial" w:cs="Arial"/>
+          <w:sz w:val="24"/>
+          <w:szCs w:val="24"/>
+          <w:lang w:val="en-GB"/>
+        </w:rPr>
+        <w:t>/ Name des Servers / Computers</w:t>
+      </w:r>
+    </w:p>
+    <w:p>
+      <w:pPr>
+        <w:rPr>
+          <w:rFonts w:ascii="Arial" w:hAnsi="Arial" w:cs="Arial"/>
+          <w:sz w:val="24"/>
+          <w:szCs w:val="24"/>
+          <w:lang w:val="en-GB"/>
+        </w:rPr>
+      </w:pPr>
+      <w:r>
+        <w:rPr>
+          <w:rFonts w:ascii="Arial" w:hAnsi="Arial" w:cs="Arial"/>
+          <w:sz w:val="24"/>
+          <w:szCs w:val="24"/>
+          <w:lang w:val="en-GB"/>
+        </w:rPr>
+        <w:t xml:space="preserve">      "</w:t>
+      </w:r>
+      <w:proofErr w:type="spellStart"/>
+      <w:r>
+        <w:rPr>
+          <w:rFonts w:ascii="Arial" w:hAnsi="Arial" w:cs="Arial"/>
+          <w:sz w:val="24"/>
+          <w:szCs w:val="24"/>
+          <w:lang w:val="en-GB"/>
+        </w:rPr>
+        <w:t>WithThreadId</w:t>
+      </w:r>
+      <w:proofErr w:type="spellEnd"/>
+      <w:r>
+        <w:rPr>
+          <w:rFonts w:ascii="Arial" w:hAnsi="Arial" w:cs="Arial"/>
+          <w:sz w:val="24"/>
+          <w:szCs w:val="24"/>
+          <w:lang w:val="en-GB"/>
+        </w:rPr>
+        <w:t>"    // Thread-ID des Logs</w:t>
+      </w:r>
+    </w:p>
+    <w:p>
+      <w:pPr>
+        <w:rPr>
+          <w:rFonts w:ascii="Arial" w:hAnsi="Arial" w:cs="Arial"/>
+          <w:sz w:val="24"/>
+          <w:szCs w:val="24"/>
+        </w:rPr>
+      </w:pPr>
+      <w:r>
+        <w:rPr>
+          <w:rFonts w:ascii="Arial" w:hAnsi="Arial" w:cs="Arial"/>
+          <w:sz w:val="24"/>
+          <w:szCs w:val="24"/>
+          <w:lang w:val="en-GB"/>
+        </w:rPr>
+        <w:t xml:space="preserve">    </w:t>
+      </w:r>
+      <w:r>
+        <w:rPr>
+          <w:rFonts w:ascii="Arial" w:hAnsi="Arial" w:cs="Arial"/>
+          <w:sz w:val="24"/>
+          <w:szCs w:val="24"/>
+        </w:rPr>
+        <w:t>],</w:t>
+      </w:r>
+    </w:p>
+    <w:p>
+      <w:pPr>
+        <w:rPr>
+          <w:rFonts w:ascii="Arial" w:hAnsi="Arial" w:cs="Arial"/>
+          <w:sz w:val="24"/>
+          <w:szCs w:val="24"/>
+        </w:rPr>
+      </w:pPr>
+    </w:p>
+    <w:p>
+      <w:pPr>
+        <w:rPr>
+          <w:rFonts w:ascii="Arial" w:hAnsi="Arial" w:cs="Arial"/>
+          <w:sz w:val="24"/>
+          <w:szCs w:val="24"/>
+        </w:rPr>
+      </w:pPr>
+      <w:r>
+        <w:rPr>
+          <w:rFonts w:ascii="Arial" w:hAnsi="Arial" w:cs="Arial"/>
+          <w:sz w:val="24"/>
+          <w:szCs w:val="24"/>
+        </w:rPr>
+        <w:t xml:space="preserve">    // </w:t>
+      </w:r>
+      <w:proofErr w:type="spellStart"/>
+      <w:r>
+        <w:rPr>
+          <w:rFonts w:ascii="Arial" w:hAnsi="Arial" w:cs="Arial"/>
+          <w:sz w:val="24"/>
+          <w:szCs w:val="24"/>
+        </w:rPr>
+        <w:t>WriteTo</w:t>
+      </w:r>
+      <w:proofErr w:type="spellEnd"/>
+      <w:r>
+        <w:rPr>
+          <w:rFonts w:ascii="Arial" w:hAnsi="Arial" w:cs="Arial"/>
+          <w:sz w:val="24"/>
+          <w:szCs w:val="24"/>
+        </w:rPr>
+        <w:t>: definiert die Ziele, wohin Logs geschrieben werden</w:t>
+      </w:r>
+    </w:p>
+    <w:p>
+      <w:pPr>
+        <w:rPr>
+          <w:rFonts w:ascii="Arial" w:hAnsi="Arial" w:cs="Arial"/>
+          <w:sz w:val="24"/>
+          <w:szCs w:val="24"/>
+          <w:lang w:val="en-GB"/>
+        </w:rPr>
+      </w:pPr>
+      <w:r>
+        <w:rPr>
+          <w:rFonts w:ascii="Arial" w:hAnsi="Arial" w:cs="Arial"/>
+          <w:sz w:val="24"/>
+          <w:szCs w:val="24"/>
+        </w:rPr>
+        <w:t xml:space="preserve">    </w:t>
+      </w:r>
+      <w:r>
+        <w:rPr>
+          <w:rFonts w:ascii="Arial" w:hAnsi="Arial" w:cs="Arial"/>
+          <w:sz w:val="24"/>
+          <w:szCs w:val="24"/>
+          <w:lang w:val="en-GB"/>
+        </w:rPr>
+        <w:t>"</w:t>
+      </w:r>
+      <w:proofErr w:type="spellStart"/>
+      <w:r>
+        <w:rPr>
+          <w:rFonts w:ascii="Arial" w:hAnsi="Arial" w:cs="Arial"/>
+          <w:sz w:val="24"/>
+          <w:szCs w:val="24"/>
+          <w:lang w:val="en-GB"/>
+        </w:rPr>
+        <w:t>WriteTo</w:t>
+      </w:r>
+      <w:proofErr w:type="spellEnd"/>
+      <w:r>
+        <w:rPr>
+          <w:rFonts w:ascii="Arial" w:hAnsi="Arial" w:cs="Arial"/>
+          <w:sz w:val="24"/>
+          <w:szCs w:val="24"/>
+          <w:lang w:val="en-GB"/>
+        </w:rPr>
+        <w:t>": [</w:t>
+      </w:r>
+    </w:p>
+    <w:p>
+      <w:pPr>
+        <w:rPr>
+          <w:rFonts w:ascii="Arial" w:hAnsi="Arial" w:cs="Arial"/>
+          <w:sz w:val="24"/>
+          <w:szCs w:val="24"/>
+          <w:lang w:val="en-GB"/>
+        </w:rPr>
+      </w:pPr>
+    </w:p>
+    <w:p>
+      <w:pPr>
+        <w:rPr>
+          <w:rFonts w:ascii="Arial" w:hAnsi="Arial" w:cs="Arial"/>
+          <w:sz w:val="24"/>
+          <w:szCs w:val="24"/>
+          <w:lang w:val="en-GB"/>
+        </w:rPr>
+      </w:pPr>
+      <w:r>
+        <w:rPr>
+          <w:rFonts w:ascii="Arial" w:hAnsi="Arial" w:cs="Arial"/>
+          <w:sz w:val="24"/>
+          <w:szCs w:val="24"/>
+          <w:lang w:val="en-GB"/>
+        </w:rPr>
+        <w:t xml:space="preserve">      // 1️</w:t>
+      </w:r>
+      <w:r>
+        <w:rPr>
+          <w:rFonts w:ascii="Segoe UI Symbol" w:hAnsi="Segoe UI Symbol" w:cs="Segoe UI Symbol"/>
+          <w:sz w:val="24"/>
+          <w:szCs w:val="24"/>
+          <w:lang w:val="en-GB"/>
+        </w:rPr>
+        <w:t>⃣</w:t>
+      </w:r>
+      <w:r>
+        <w:rPr>
+          <w:rFonts w:ascii="Arial" w:hAnsi="Arial" w:cs="Arial"/>
+          <w:sz w:val="24"/>
+          <w:szCs w:val="24"/>
+          <w:lang w:val="en-GB"/>
+        </w:rPr>
+        <w:t xml:space="preserve"> Console Sink</w:t>
+      </w:r>
+    </w:p>
+    <w:p>
+      <w:pPr>
+        <w:rPr>
+          <w:rFonts w:ascii="Arial" w:hAnsi="Arial" w:cs="Arial"/>
+          <w:sz w:val="24"/>
+          <w:szCs w:val="24"/>
+          <w:lang w:val="en-GB"/>
+        </w:rPr>
+      </w:pPr>
+      <w:r>
+        <w:rPr>
+          <w:rFonts w:ascii="Arial" w:hAnsi="Arial" w:cs="Arial"/>
+          <w:sz w:val="24"/>
+          <w:szCs w:val="24"/>
+          <w:lang w:val="en-GB"/>
+        </w:rPr>
+        <w:t xml:space="preserve">      { </w:t>
+      </w:r>
+    </w:p>
+    <w:p>
+      <w:pPr>
+        <w:rPr>
+          <w:rFonts w:ascii="Arial" w:hAnsi="Arial" w:cs="Arial"/>
+          <w:sz w:val="24"/>
+          <w:szCs w:val="24"/>
+        </w:rPr>
+      </w:pPr>
+      <w:r>
+        <w:rPr>
+          <w:rFonts w:ascii="Arial" w:hAnsi="Arial" w:cs="Arial"/>
+          <w:sz w:val="24"/>
+          <w:szCs w:val="24"/>
+          <w:lang w:val="en-GB"/>
+        </w:rPr>
+        <w:lastRenderedPageBreak/>
+        <w:t xml:space="preserve">        </w:t>
+      </w:r>
+      <w:r>
+        <w:rPr>
+          <w:rFonts w:ascii="Arial" w:hAnsi="Arial" w:cs="Arial"/>
+          <w:sz w:val="24"/>
+          <w:szCs w:val="24"/>
+        </w:rPr>
+        <w:t xml:space="preserve">"Name": "Console" </w:t>
+      </w:r>
+    </w:p>
+    <w:p>
+      <w:pPr>
+        <w:rPr>
+          <w:rFonts w:ascii="Arial" w:hAnsi="Arial" w:cs="Arial"/>
+          <w:sz w:val="24"/>
+          <w:szCs w:val="24"/>
+        </w:rPr>
+      </w:pPr>
+      <w:r>
+        <w:rPr>
+          <w:rFonts w:ascii="Arial" w:hAnsi="Arial" w:cs="Arial"/>
+          <w:sz w:val="24"/>
+          <w:szCs w:val="24"/>
+        </w:rPr>
+        <w:t xml:space="preserve">        // Logs werden in die Konsole ausgegeben. Nützlich für </w:t>
+      </w:r>
+      <w:proofErr w:type="spellStart"/>
+      <w:r>
+        <w:rPr>
+          <w:rFonts w:ascii="Arial" w:hAnsi="Arial" w:cs="Arial"/>
+          <w:sz w:val="24"/>
+          <w:szCs w:val="24"/>
+        </w:rPr>
+        <w:t>Debug</w:t>
+      </w:r>
+      <w:proofErr w:type="spellEnd"/>
+      <w:r>
+        <w:rPr>
+          <w:rFonts w:ascii="Arial" w:hAnsi="Arial" w:cs="Arial"/>
+          <w:sz w:val="24"/>
+          <w:szCs w:val="24"/>
+        </w:rPr>
+        <w:t xml:space="preserve"> und schnelle Sichtkontrolle.</w:t>
+      </w:r>
+    </w:p>
+    <w:p>
+      <w:pPr>
+        <w:rPr>
+          <w:rFonts w:ascii="Arial" w:hAnsi="Arial" w:cs="Arial"/>
+          <w:sz w:val="24"/>
+          <w:szCs w:val="24"/>
+          <w:lang w:val="en-GB"/>
+        </w:rPr>
+      </w:pPr>
+      <w:r>
+        <w:rPr>
+          <w:rFonts w:ascii="Arial" w:hAnsi="Arial" w:cs="Arial"/>
+          <w:sz w:val="24"/>
+          <w:szCs w:val="24"/>
+        </w:rPr>
+        <w:t xml:space="preserve">      </w:t>
+      </w:r>
+      <w:r>
+        <w:rPr>
+          <w:rFonts w:ascii="Arial" w:hAnsi="Arial" w:cs="Arial"/>
+          <w:sz w:val="24"/>
+          <w:szCs w:val="24"/>
+          <w:lang w:val="en-GB"/>
+        </w:rPr>
+        <w:t>},</w:t>
+      </w:r>
+    </w:p>
+    <w:p>
+      <w:pPr>
+        <w:rPr>
+          <w:rFonts w:ascii="Arial" w:hAnsi="Arial" w:cs="Arial"/>
+          <w:sz w:val="24"/>
+          <w:szCs w:val="24"/>
+          <w:lang w:val="en-GB"/>
+        </w:rPr>
+      </w:pPr>
+    </w:p>
+    <w:p>
+      <w:pPr>
+        <w:rPr>
+          <w:rFonts w:ascii="Arial" w:hAnsi="Arial" w:cs="Arial"/>
+          <w:sz w:val="24"/>
+          <w:szCs w:val="24"/>
+          <w:lang w:val="en-GB"/>
+        </w:rPr>
+      </w:pPr>
+      <w:r>
+        <w:rPr>
+          <w:rFonts w:ascii="Arial" w:hAnsi="Arial" w:cs="Arial"/>
+          <w:sz w:val="24"/>
+          <w:szCs w:val="24"/>
+          <w:lang w:val="en-GB"/>
+        </w:rPr>
+        <w:t xml:space="preserve">      // 2️</w:t>
+      </w:r>
+      <w:r>
+        <w:rPr>
+          <w:rFonts w:ascii="Segoe UI Symbol" w:hAnsi="Segoe UI Symbol" w:cs="Segoe UI Symbol"/>
+          <w:sz w:val="24"/>
+          <w:szCs w:val="24"/>
+          <w:lang w:val="en-GB"/>
+        </w:rPr>
+        <w:t>⃣</w:t>
+      </w:r>
+      <w:r>
+        <w:rPr>
+          <w:rFonts w:ascii="Arial" w:hAnsi="Arial" w:cs="Arial"/>
+          <w:sz w:val="24"/>
+          <w:szCs w:val="24"/>
+          <w:lang w:val="en-GB"/>
+        </w:rPr>
+        <w:t xml:space="preserve"> File Sink</w:t>
+      </w:r>
+    </w:p>
+    <w:p>
+      <w:pPr>
+        <w:rPr>
+          <w:rFonts w:ascii="Arial" w:hAnsi="Arial" w:cs="Arial"/>
+          <w:sz w:val="24"/>
+          <w:szCs w:val="24"/>
+          <w:lang w:val="en-GB"/>
+        </w:rPr>
+      </w:pPr>
+      <w:r>
+        <w:rPr>
+          <w:rFonts w:ascii="Arial" w:hAnsi="Arial" w:cs="Arial"/>
+          <w:sz w:val="24"/>
+          <w:szCs w:val="24"/>
+          <w:lang w:val="en-GB"/>
+        </w:rPr>
+        <w:t xml:space="preserve">      {</w:t>
+      </w:r>
+    </w:p>
+    <w:p>
+      <w:pPr>
+        <w:rPr>
+          <w:rFonts w:ascii="Arial" w:hAnsi="Arial" w:cs="Arial"/>
+          <w:sz w:val="24"/>
+          <w:szCs w:val="24"/>
+          <w:lang w:val="en-GB"/>
+        </w:rPr>
+      </w:pPr>
+      <w:r>
+        <w:rPr>
+          <w:rFonts w:ascii="Arial" w:hAnsi="Arial" w:cs="Arial"/>
+          <w:sz w:val="24"/>
+          <w:szCs w:val="24"/>
+          <w:lang w:val="en-GB"/>
+        </w:rPr>
+        <w:t xml:space="preserve">        "Name": "File",</w:t>
+      </w:r>
+    </w:p>
+    <w:p>
+      <w:pPr>
+        <w:rPr>
+          <w:rFonts w:ascii="Arial" w:hAnsi="Arial" w:cs="Arial"/>
+          <w:sz w:val="24"/>
+          <w:szCs w:val="24"/>
+          <w:lang w:val="en-GB"/>
+        </w:rPr>
+      </w:pPr>
+      <w:r>
+        <w:rPr>
+          <w:rFonts w:ascii="Arial" w:hAnsi="Arial" w:cs="Arial"/>
+          <w:sz w:val="24"/>
+          <w:szCs w:val="24"/>
+          <w:lang w:val="en-GB"/>
+        </w:rPr>
+        <w:t xml:space="preserve">        "</w:t>
+      </w:r>
+      <w:proofErr w:type="spellStart"/>
+      <w:r>
+        <w:rPr>
+          <w:rFonts w:ascii="Arial" w:hAnsi="Arial" w:cs="Arial"/>
+          <w:sz w:val="24"/>
+          <w:szCs w:val="24"/>
+          <w:lang w:val="en-GB"/>
+        </w:rPr>
+        <w:t>Args</w:t>
+      </w:r>
+      <w:proofErr w:type="spellEnd"/>
+      <w:r>
+        <w:rPr>
+          <w:rFonts w:ascii="Arial" w:hAnsi="Arial" w:cs="Arial"/>
+          <w:sz w:val="24"/>
+          <w:szCs w:val="24"/>
+          <w:lang w:val="en-GB"/>
+        </w:rPr>
+        <w:t>": {</w:t>
+      </w:r>
+    </w:p>
+    <w:p>
+      <w:pPr>
+        <w:rPr>
+          <w:rFonts w:ascii="Arial" w:hAnsi="Arial" w:cs="Arial"/>
+          <w:sz w:val="24"/>
+          <w:szCs w:val="24"/>
+        </w:rPr>
+      </w:pPr>
+      <w:r>
+        <w:rPr>
+          <w:rFonts w:ascii="Arial" w:hAnsi="Arial" w:cs="Arial"/>
+          <w:sz w:val="24"/>
+          <w:szCs w:val="24"/>
+          <w:lang w:val="en-GB"/>
+        </w:rPr>
+        <w:t xml:space="preserve">          </w:t>
+      </w:r>
+      <w:r>
+        <w:rPr>
+          <w:rFonts w:ascii="Arial" w:hAnsi="Arial" w:cs="Arial"/>
+          <w:sz w:val="24"/>
+          <w:szCs w:val="24"/>
+        </w:rPr>
+        <w:t>"</w:t>
+      </w:r>
+      <w:proofErr w:type="spellStart"/>
+      <w:r>
+        <w:rPr>
+          <w:rFonts w:ascii="Arial" w:hAnsi="Arial" w:cs="Arial"/>
+          <w:sz w:val="24"/>
+          <w:szCs w:val="24"/>
+        </w:rPr>
+        <w:t>path</w:t>
+      </w:r>
+      <w:proofErr w:type="spellEnd"/>
+      <w:r>
+        <w:rPr>
+          <w:rFonts w:ascii="Arial" w:hAnsi="Arial" w:cs="Arial"/>
+          <w:sz w:val="24"/>
+          <w:szCs w:val="24"/>
+        </w:rPr>
+        <w:t>": "logs/log.txt</w:t>
+      </w:r>
+      <w:proofErr w:type="gramStart"/>
+      <w:r>
+        <w:rPr>
+          <w:rFonts w:ascii="Arial" w:hAnsi="Arial" w:cs="Arial"/>
+          <w:sz w:val="24"/>
+          <w:szCs w:val="24"/>
+        </w:rPr>
+        <w:t xml:space="preserve">",   </w:t>
+      </w:r>
+      <w:proofErr w:type="gramEnd"/>
+      <w:r>
+        <w:rPr>
+          <w:rFonts w:ascii="Arial" w:hAnsi="Arial" w:cs="Arial"/>
+          <w:sz w:val="24"/>
+          <w:szCs w:val="24"/>
+        </w:rPr>
+        <w:t xml:space="preserve">   // Speicherort der Logdatei</w:t>
+      </w:r>
+    </w:p>
+    <w:p>
+      <w:pPr>
+        <w:rPr>
+          <w:rFonts w:ascii="Arial" w:hAnsi="Arial" w:cs="Arial"/>
+          <w:sz w:val="24"/>
+          <w:szCs w:val="24"/>
+        </w:rPr>
+      </w:pPr>
+      <w:r>
+        <w:rPr>
+          <w:rFonts w:ascii="Arial" w:hAnsi="Arial" w:cs="Arial"/>
+          <w:sz w:val="24"/>
+          <w:szCs w:val="24"/>
+        </w:rPr>
+        <w:t xml:space="preserve">          "</w:t>
+      </w:r>
+      <w:proofErr w:type="spellStart"/>
+      <w:r>
+        <w:rPr>
+          <w:rFonts w:ascii="Arial" w:hAnsi="Arial" w:cs="Arial"/>
+          <w:sz w:val="24"/>
+          <w:szCs w:val="24"/>
+        </w:rPr>
+        <w:t>rollingInterval</w:t>
+      </w:r>
+      <w:proofErr w:type="spellEnd"/>
+      <w:r>
+        <w:rPr>
+          <w:rFonts w:ascii="Arial" w:hAnsi="Arial" w:cs="Arial"/>
+          <w:sz w:val="24"/>
+          <w:szCs w:val="24"/>
+        </w:rPr>
+        <w:t>": "Day"     // tägliche Rotationsdatei (Log pro Tag)</w:t>
+      </w:r>
+    </w:p>
+    <w:p>
+      <w:pPr>
+        <w:rPr>
+          <w:rFonts w:ascii="Arial" w:hAnsi="Arial" w:cs="Arial"/>
+          <w:sz w:val="24"/>
+          <w:szCs w:val="24"/>
+        </w:rPr>
+      </w:pPr>
+      <w:r>
+        <w:rPr>
+          <w:rFonts w:ascii="Arial" w:hAnsi="Arial" w:cs="Arial"/>
+          <w:sz w:val="24"/>
+          <w:szCs w:val="24"/>
+        </w:rPr>
+        <w:t xml:space="preserve">          // Vorteil: Logdateien werden nicht zu groß und bleiben übersichtlich</w:t>
+      </w:r>
+    </w:p>
+    <w:p>
+      <w:pPr>
+        <w:rPr>
+          <w:rFonts w:ascii="Arial" w:hAnsi="Arial" w:cs="Arial"/>
+          <w:sz w:val="24"/>
+          <w:szCs w:val="24"/>
+          <w:lang w:val="en-GB"/>
+        </w:rPr>
+      </w:pPr>
+      <w:r>
+        <w:rPr>
+          <w:rFonts w:ascii="Arial" w:hAnsi="Arial" w:cs="Arial"/>
+          <w:sz w:val="24"/>
+          <w:szCs w:val="24"/>
+        </w:rPr>
+        <w:t xml:space="preserve">        </w:t>
+      </w:r>
+      <w:r>
+        <w:rPr>
+          <w:rFonts w:ascii="Arial" w:hAnsi="Arial" w:cs="Arial"/>
+          <w:sz w:val="24"/>
+          <w:szCs w:val="24"/>
+          <w:lang w:val="en-GB"/>
+        </w:rPr>
+        <w:t>}</w:t>
+      </w:r>
+    </w:p>
+    <w:p>
+      <w:pPr>
+        <w:rPr>
+          <w:rFonts w:ascii="Arial" w:hAnsi="Arial" w:cs="Arial"/>
+          <w:sz w:val="24"/>
+          <w:szCs w:val="24"/>
+          <w:lang w:val="en-GB"/>
+        </w:rPr>
+      </w:pPr>
+      <w:r>
+        <w:rPr>
+          <w:rFonts w:ascii="Arial" w:hAnsi="Arial" w:cs="Arial"/>
+          <w:sz w:val="24"/>
+          <w:szCs w:val="24"/>
+          <w:lang w:val="en-GB"/>
+        </w:rPr>
+        <w:t xml:space="preserve">      },</w:t>
+      </w:r>
+    </w:p>
+    <w:p>
+      <w:pPr>
+        <w:rPr>
+          <w:rFonts w:ascii="Arial" w:hAnsi="Arial" w:cs="Arial"/>
+          <w:sz w:val="24"/>
+          <w:szCs w:val="24"/>
+          <w:lang w:val="en-GB"/>
+        </w:rPr>
+      </w:pPr>
+    </w:p>
+    <w:p>
+      <w:pPr>
+        <w:rPr>
+          <w:rFonts w:ascii="Arial" w:hAnsi="Arial" w:cs="Arial"/>
+          <w:sz w:val="24"/>
+          <w:szCs w:val="24"/>
+          <w:lang w:val="en-GB"/>
+        </w:rPr>
+      </w:pPr>
+      <w:r>
+        <w:rPr>
+          <w:rFonts w:ascii="Arial" w:hAnsi="Arial" w:cs="Arial"/>
+          <w:sz w:val="24"/>
+          <w:szCs w:val="24"/>
+          <w:lang w:val="en-GB"/>
+        </w:rPr>
+        <w:t xml:space="preserve">      // 3️</w:t>
+      </w:r>
+      <w:r>
+        <w:rPr>
+          <w:rFonts w:ascii="Segoe UI Symbol" w:hAnsi="Segoe UI Symbol" w:cs="Segoe UI Symbol"/>
+          <w:sz w:val="24"/>
+          <w:szCs w:val="24"/>
+          <w:lang w:val="en-GB"/>
+        </w:rPr>
+        <w:t>⃣</w:t>
+      </w:r>
+      <w:proofErr w:type="spellStart"/>
+      <w:r>
+        <w:rPr>
+          <w:rFonts w:ascii="Arial" w:hAnsi="Arial" w:cs="Arial"/>
+          <w:sz w:val="24"/>
+          <w:szCs w:val="24"/>
+          <w:lang w:val="en-GB"/>
+        </w:rPr>
+        <w:t>MSSqlServer</w:t>
+      </w:r>
+      <w:proofErr w:type="spellEnd"/>
+      <w:r>
+        <w:rPr>
+          <w:rFonts w:ascii="Arial" w:hAnsi="Arial" w:cs="Arial"/>
+          <w:sz w:val="24"/>
+          <w:szCs w:val="24"/>
+          <w:lang w:val="en-GB"/>
+        </w:rPr>
+        <w:t xml:space="preserve"> Sink</w:t>
+      </w:r>
+    </w:p>
+    <w:p>
+      <w:pPr>
+        <w:rPr>
+          <w:rFonts w:ascii="Arial" w:hAnsi="Arial" w:cs="Arial"/>
+          <w:sz w:val="24"/>
+          <w:szCs w:val="24"/>
+          <w:lang w:val="en-GB"/>
+        </w:rPr>
+      </w:pPr>
+      <w:r>
+        <w:rPr>
+          <w:rFonts w:ascii="Arial" w:hAnsi="Arial" w:cs="Arial"/>
+          <w:sz w:val="24"/>
+          <w:szCs w:val="24"/>
+          <w:lang w:val="en-GB"/>
+        </w:rPr>
+        <w:t xml:space="preserve">      {</w:t>
+      </w:r>
+    </w:p>
+    <w:p>
+      <w:pPr>
+        <w:rPr>
+          <w:rFonts w:ascii="Arial" w:hAnsi="Arial" w:cs="Arial"/>
+          <w:sz w:val="24"/>
+          <w:szCs w:val="24"/>
+          <w:lang w:val="en-GB"/>
+        </w:rPr>
+      </w:pPr>
+      <w:r>
+        <w:rPr>
+          <w:rFonts w:ascii="Arial" w:hAnsi="Arial" w:cs="Arial"/>
+          <w:sz w:val="24"/>
+          <w:szCs w:val="24"/>
+          <w:lang w:val="en-GB"/>
+        </w:rPr>
+        <w:t xml:space="preserve">        "Name": "</w:t>
+      </w:r>
+      <w:proofErr w:type="spellStart"/>
+      <w:r>
+        <w:rPr>
+          <w:rFonts w:ascii="Arial" w:hAnsi="Arial" w:cs="Arial"/>
+          <w:sz w:val="24"/>
+          <w:szCs w:val="24"/>
+          <w:lang w:val="en-GB"/>
+        </w:rPr>
+        <w:t>MSSqlServer</w:t>
+      </w:r>
+      <w:proofErr w:type="spellEnd"/>
+      <w:r>
+        <w:rPr>
+          <w:rFonts w:ascii="Arial" w:hAnsi="Arial" w:cs="Arial"/>
+          <w:sz w:val="24"/>
+          <w:szCs w:val="24"/>
+          <w:lang w:val="en-GB"/>
+        </w:rPr>
+        <w:t>",</w:t>
+      </w:r>
+    </w:p>
+    <w:p>
+      <w:pPr>
+        <w:rPr>
+          <w:rFonts w:ascii="Arial" w:hAnsi="Arial" w:cs="Arial"/>
+          <w:sz w:val="24"/>
+          <w:szCs w:val="24"/>
+          <w:lang w:val="en-GB"/>
+        </w:rPr>
+      </w:pPr>
+      <w:r>
+        <w:rPr>
+          <w:rFonts w:ascii="Arial" w:hAnsi="Arial" w:cs="Arial"/>
+          <w:sz w:val="24"/>
+          <w:szCs w:val="24"/>
+          <w:lang w:val="en-GB"/>
+        </w:rPr>
+        <w:t xml:space="preserve">        "</w:t>
+      </w:r>
+      <w:proofErr w:type="spellStart"/>
+      <w:r>
+        <w:rPr>
+          <w:rFonts w:ascii="Arial" w:hAnsi="Arial" w:cs="Arial"/>
+          <w:sz w:val="24"/>
+          <w:szCs w:val="24"/>
+          <w:lang w:val="en-GB"/>
+        </w:rPr>
+        <w:t>Args</w:t>
+      </w:r>
+      <w:proofErr w:type="spellEnd"/>
+      <w:r>
+        <w:rPr>
+          <w:rFonts w:ascii="Arial" w:hAnsi="Arial" w:cs="Arial"/>
+          <w:sz w:val="24"/>
+          <w:szCs w:val="24"/>
+          <w:lang w:val="en-GB"/>
+        </w:rPr>
+        <w:t>": {</w:t>
+      </w:r>
+    </w:p>
+    <w:p>
+      <w:pPr>
+        <w:rPr>
+          <w:rFonts w:ascii="Arial" w:hAnsi="Arial" w:cs="Arial"/>
+          <w:sz w:val="24"/>
+          <w:szCs w:val="24"/>
+          <w:lang w:val="en-GB"/>
+        </w:rPr>
+      </w:pPr>
+      <w:r>
+        <w:rPr>
+          <w:rFonts w:ascii="Arial" w:hAnsi="Arial" w:cs="Arial"/>
+          <w:sz w:val="24"/>
+          <w:szCs w:val="24"/>
+          <w:lang w:val="en-GB"/>
+        </w:rPr>
+        <w:t xml:space="preserve">          "</w:t>
+      </w:r>
+      <w:proofErr w:type="spellStart"/>
+      <w:r>
+        <w:rPr>
+          <w:rFonts w:ascii="Arial" w:hAnsi="Arial" w:cs="Arial"/>
+          <w:sz w:val="24"/>
+          <w:szCs w:val="24"/>
+          <w:lang w:val="en-GB"/>
+        </w:rPr>
+        <w:t>connectionString</w:t>
+      </w:r>
+      <w:proofErr w:type="spellEnd"/>
+      <w:r>
+        <w:rPr>
+          <w:rFonts w:ascii="Arial" w:hAnsi="Arial" w:cs="Arial"/>
+          <w:sz w:val="24"/>
+          <w:szCs w:val="24"/>
+          <w:lang w:val="en-GB"/>
+        </w:rPr>
+        <w:t>": "Integrated Security=</w:t>
+      </w:r>
+      <w:proofErr w:type="spellStart"/>
+      <w:proofErr w:type="gramStart"/>
+      <w:r>
+        <w:rPr>
+          <w:rFonts w:ascii="Arial" w:hAnsi="Arial" w:cs="Arial"/>
+          <w:sz w:val="24"/>
+          <w:szCs w:val="24"/>
+          <w:lang w:val="en-GB"/>
+        </w:rPr>
+        <w:t>SSPI;Persist</w:t>
+      </w:r>
+      <w:proofErr w:type="spellEnd"/>
+      <w:proofErr w:type="gramEnd"/>
+      <w:r>
+        <w:rPr>
+          <w:rFonts w:ascii="Arial" w:hAnsi="Arial" w:cs="Arial"/>
+          <w:sz w:val="24"/>
+          <w:szCs w:val="24"/>
+          <w:lang w:val="en-GB"/>
+        </w:rPr>
+        <w:t xml:space="preserve"> Security Info=</w:t>
+      </w:r>
+      <w:proofErr w:type="spellStart"/>
+      <w:proofErr w:type="gramStart"/>
+      <w:r>
+        <w:rPr>
+          <w:rFonts w:ascii="Arial" w:hAnsi="Arial" w:cs="Arial"/>
+          <w:sz w:val="24"/>
+          <w:szCs w:val="24"/>
+          <w:lang w:val="en-GB"/>
+        </w:rPr>
+        <w:t>False;Initial</w:t>
+      </w:r>
+      <w:proofErr w:type="spellEnd"/>
+      <w:proofErr w:type="gramEnd"/>
+      <w:r>
+        <w:rPr>
+          <w:rFonts w:ascii="Arial" w:hAnsi="Arial" w:cs="Arial"/>
+          <w:sz w:val="24"/>
+          <w:szCs w:val="24"/>
+          <w:lang w:val="en-GB"/>
+        </w:rPr>
+        <w:t xml:space="preserve"> </w:t>
+      </w:r>
+      <w:proofErr w:type="spellStart"/>
+      <w:r>
+        <w:rPr>
+          <w:rFonts w:ascii="Arial" w:hAnsi="Arial" w:cs="Arial"/>
+          <w:sz w:val="24"/>
+          <w:szCs w:val="24"/>
+          <w:lang w:val="en-GB"/>
+        </w:rPr>
+        <w:t>Catalog</w:t>
+      </w:r>
+      <w:proofErr w:type="spellEnd"/>
+      <w:r>
+        <w:rPr>
+          <w:rFonts w:ascii="Arial" w:hAnsi="Arial" w:cs="Arial"/>
+          <w:sz w:val="24"/>
+          <w:szCs w:val="24"/>
+          <w:lang w:val="en-GB"/>
+        </w:rPr>
+        <w:t>=</w:t>
+      </w:r>
+      <w:proofErr w:type="spellStart"/>
+      <w:proofErr w:type="gramStart"/>
+      <w:r>
+        <w:rPr>
+          <w:rFonts w:ascii="Arial" w:hAnsi="Arial" w:cs="Arial"/>
+          <w:sz w:val="24"/>
+          <w:szCs w:val="24"/>
+          <w:lang w:val="en-GB"/>
+        </w:rPr>
+        <w:t>Logs;Data</w:t>
+      </w:r>
+      <w:proofErr w:type="spellEnd"/>
+      <w:proofErr w:type="gramEnd"/>
+      <w:r>
+        <w:rPr>
+          <w:rFonts w:ascii="Arial" w:hAnsi="Arial" w:cs="Arial"/>
+          <w:sz w:val="24"/>
+          <w:szCs w:val="24"/>
+          <w:lang w:val="en-GB"/>
+        </w:rPr>
+        <w:t xml:space="preserve"> Source=localhost</w:t>
+      </w:r>
+      <w:proofErr w:type="gramStart"/>
+      <w:r>
+        <w:rPr>
+          <w:rFonts w:ascii="Arial" w:hAnsi="Arial" w:cs="Arial"/>
+          <w:sz w:val="24"/>
+          <w:szCs w:val="24"/>
+          <w:lang w:val="en-GB"/>
+        </w:rPr>
+        <w:t>\\</w:t>
+      </w:r>
+      <w:proofErr w:type="spellStart"/>
+      <w:r>
+        <w:rPr>
+          <w:rFonts w:ascii="Arial" w:hAnsi="Arial" w:cs="Arial"/>
+          <w:sz w:val="24"/>
+          <w:szCs w:val="24"/>
+          <w:lang w:val="en-GB"/>
+        </w:rPr>
+        <w:t>SQLEXPRESS;TrustServerCertificate</w:t>
+      </w:r>
+      <w:proofErr w:type="spellEnd"/>
+      <w:proofErr w:type="gramEnd"/>
+      <w:r>
+        <w:rPr>
+          <w:rFonts w:ascii="Arial" w:hAnsi="Arial" w:cs="Arial"/>
+          <w:sz w:val="24"/>
+          <w:szCs w:val="24"/>
+          <w:lang w:val="en-GB"/>
+        </w:rPr>
+        <w:t>=true",</w:t>
+      </w:r>
+    </w:p>
+    <w:p>
+      <w:pPr>
+        <w:rPr>
+          <w:rFonts w:ascii="Arial" w:hAnsi="Arial" w:cs="Arial"/>
+          <w:sz w:val="24"/>
+          <w:szCs w:val="24"/>
+        </w:rPr>
+      </w:pPr>
+      <w:r>
+        <w:rPr>
+          <w:rFonts w:ascii="Arial" w:hAnsi="Arial" w:cs="Arial"/>
+          <w:sz w:val="24"/>
+          <w:szCs w:val="24"/>
+          <w:lang w:val="en-GB"/>
+        </w:rPr>
+        <w:t xml:space="preserve">          </w:t>
+      </w:r>
+      <w:r>
+        <w:rPr>
+          <w:rFonts w:ascii="Arial" w:hAnsi="Arial" w:cs="Arial"/>
+          <w:sz w:val="24"/>
+          <w:szCs w:val="24"/>
+        </w:rPr>
+        <w:t>// Verbindung zur SQL-Datenbank, in der Logs gespeichert werden</w:t>
+      </w:r>
+    </w:p>
+    <w:p>
+      <w:pPr>
+        <w:rPr>
+          <w:rFonts w:ascii="Arial" w:hAnsi="Arial" w:cs="Arial"/>
+          <w:sz w:val="24"/>
+          <w:szCs w:val="24"/>
+        </w:rPr>
+      </w:pPr>
+      <w:r>
+        <w:rPr>
+          <w:rFonts w:ascii="Arial" w:hAnsi="Arial" w:cs="Arial"/>
+          <w:sz w:val="24"/>
+          <w:szCs w:val="24"/>
+        </w:rPr>
+        <w:t xml:space="preserve">          "</w:t>
+      </w:r>
+      <w:proofErr w:type="spellStart"/>
+      <w:r>
+        <w:rPr>
+          <w:rFonts w:ascii="Arial" w:hAnsi="Arial" w:cs="Arial"/>
+          <w:sz w:val="24"/>
+          <w:szCs w:val="24"/>
+        </w:rPr>
+        <w:t>tableName</w:t>
+      </w:r>
+      <w:proofErr w:type="spellEnd"/>
+      <w:r>
+        <w:rPr>
+          <w:rFonts w:ascii="Arial" w:hAnsi="Arial" w:cs="Arial"/>
+          <w:sz w:val="24"/>
+          <w:szCs w:val="24"/>
+        </w:rPr>
+        <w:t>": "Logs</w:t>
+      </w:r>
+      <w:proofErr w:type="gramStart"/>
+      <w:r>
+        <w:rPr>
+          <w:rFonts w:ascii="Arial" w:hAnsi="Arial" w:cs="Arial"/>
+          <w:sz w:val="24"/>
+          <w:szCs w:val="24"/>
+        </w:rPr>
+        <w:t xml:space="preserve">",   </w:t>
+      </w:r>
+      <w:proofErr w:type="gramEnd"/>
+      <w:r>
+        <w:rPr>
+          <w:rFonts w:ascii="Arial" w:hAnsi="Arial" w:cs="Arial"/>
+          <w:sz w:val="24"/>
+          <w:szCs w:val="24"/>
+        </w:rPr>
+        <w:t xml:space="preserve">      // Name der Tabelle, die </w:t>
+      </w:r>
+      <w:proofErr w:type="spellStart"/>
+      <w:r>
+        <w:rPr>
+          <w:rFonts w:ascii="Arial" w:hAnsi="Arial" w:cs="Arial"/>
+          <w:sz w:val="24"/>
+          <w:szCs w:val="24"/>
+        </w:rPr>
+        <w:t>Serilog</w:t>
+      </w:r>
+      <w:proofErr w:type="spellEnd"/>
+      <w:r>
+        <w:rPr>
+          <w:rFonts w:ascii="Arial" w:hAnsi="Arial" w:cs="Arial"/>
+          <w:sz w:val="24"/>
+          <w:szCs w:val="24"/>
+        </w:rPr>
+        <w:t xml:space="preserve"> verwendet</w:t>
+      </w:r>
+    </w:p>
+    <w:p>
+      <w:pPr>
+        <w:rPr>
+          <w:rFonts w:ascii="Arial" w:hAnsi="Arial" w:cs="Arial"/>
+          <w:sz w:val="24"/>
+          <w:szCs w:val="24"/>
+        </w:rPr>
+      </w:pPr>
+      <w:r>
+        <w:rPr>
+          <w:rFonts w:ascii="Arial" w:hAnsi="Arial" w:cs="Arial"/>
+          <w:sz w:val="24"/>
+          <w:szCs w:val="24"/>
+        </w:rPr>
+        <w:t xml:space="preserve">          "</w:t>
+      </w:r>
+      <w:proofErr w:type="spellStart"/>
+      <w:r>
+        <w:rPr>
+          <w:rFonts w:ascii="Arial" w:hAnsi="Arial" w:cs="Arial"/>
+          <w:sz w:val="24"/>
+          <w:szCs w:val="24"/>
+        </w:rPr>
+        <w:t>autoCreateSqlTable</w:t>
+      </w:r>
+      <w:proofErr w:type="spellEnd"/>
+      <w:r>
+        <w:rPr>
+          <w:rFonts w:ascii="Arial" w:hAnsi="Arial" w:cs="Arial"/>
+          <w:sz w:val="24"/>
+          <w:szCs w:val="24"/>
+        </w:rPr>
+        <w:t xml:space="preserve">": </w:t>
+      </w:r>
+      <w:proofErr w:type="spellStart"/>
+      <w:proofErr w:type="gramStart"/>
+      <w:r>
+        <w:rPr>
+          <w:rFonts w:ascii="Arial" w:hAnsi="Arial" w:cs="Arial"/>
+          <w:sz w:val="24"/>
+          <w:szCs w:val="24"/>
+        </w:rPr>
+        <w:t>true</w:t>
+      </w:r>
+      <w:proofErr w:type="spellEnd"/>
+      <w:r>
+        <w:rPr>
+          <w:rFonts w:ascii="Arial" w:hAnsi="Arial" w:cs="Arial"/>
+          <w:sz w:val="24"/>
+          <w:szCs w:val="24"/>
+        </w:rPr>
+        <w:t>,  /</w:t>
+      </w:r>
+      <w:proofErr w:type="gramEnd"/>
+      <w:r>
+        <w:rPr>
+          <w:rFonts w:ascii="Arial" w:hAnsi="Arial" w:cs="Arial"/>
+          <w:sz w:val="24"/>
+          <w:szCs w:val="24"/>
+        </w:rPr>
+        <w:t>/ Tabelle wird automatisch erstellt, falls sie noch nicht existiert</w:t>
+      </w:r>
+    </w:p>
+    <w:p>
+      <w:pPr>
+        <w:rPr>
+          <w:rFonts w:ascii="Arial" w:hAnsi="Arial" w:cs="Arial"/>
+          <w:sz w:val="24"/>
+          <w:szCs w:val="24"/>
+        </w:rPr>
+      </w:pPr>
+      <w:r>
+        <w:rPr>
+          <w:rFonts w:ascii="Arial" w:hAnsi="Arial" w:cs="Arial"/>
+          <w:sz w:val="24"/>
+          <w:szCs w:val="24"/>
+        </w:rPr>
+        <w:t xml:space="preserve">          "</w:t>
+      </w:r>
+      <w:proofErr w:type="spellStart"/>
+      <w:r>
+        <w:rPr>
+          <w:rFonts w:ascii="Arial" w:hAnsi="Arial" w:cs="Arial"/>
+          <w:sz w:val="24"/>
+          <w:szCs w:val="24"/>
+        </w:rPr>
+        <w:t>columnOptionsSection</w:t>
+      </w:r>
+      <w:proofErr w:type="spellEnd"/>
+      <w:r>
+        <w:rPr>
+          <w:rFonts w:ascii="Arial" w:hAnsi="Arial" w:cs="Arial"/>
+          <w:sz w:val="24"/>
+          <w:szCs w:val="24"/>
+        </w:rPr>
+        <w:t xml:space="preserve">": { </w:t>
+      </w:r>
+    </w:p>
+    <w:p>
+      <w:pPr>
+        <w:rPr>
+          <w:rFonts w:ascii="Arial" w:hAnsi="Arial" w:cs="Arial"/>
+          <w:sz w:val="24"/>
+          <w:szCs w:val="24"/>
+        </w:rPr>
+      </w:pPr>
+      <w:r>
+        <w:rPr>
+          <w:rFonts w:ascii="Arial" w:hAnsi="Arial" w:cs="Arial"/>
+          <w:sz w:val="24"/>
+          <w:szCs w:val="24"/>
+        </w:rPr>
+        <w:t xml:space="preserve">            "</w:t>
+      </w:r>
+      <w:proofErr w:type="spellStart"/>
+      <w:r>
+        <w:rPr>
+          <w:rFonts w:ascii="Arial" w:hAnsi="Arial" w:cs="Arial"/>
+          <w:sz w:val="24"/>
+          <w:szCs w:val="24"/>
+        </w:rPr>
+        <w:t>addStandardColumns</w:t>
+      </w:r>
+      <w:proofErr w:type="spellEnd"/>
+      <w:r>
+        <w:rPr>
+          <w:rFonts w:ascii="Arial" w:hAnsi="Arial" w:cs="Arial"/>
+          <w:sz w:val="24"/>
+          <w:szCs w:val="24"/>
+        </w:rPr>
+        <w:t xml:space="preserve">": </w:t>
+      </w:r>
+      <w:proofErr w:type="spellStart"/>
+      <w:r>
+        <w:rPr>
+          <w:rFonts w:ascii="Arial" w:hAnsi="Arial" w:cs="Arial"/>
+          <w:sz w:val="24"/>
+          <w:szCs w:val="24"/>
+        </w:rPr>
+        <w:t>true</w:t>
+      </w:r>
+      <w:proofErr w:type="spellEnd"/>
+      <w:r>
+        <w:rPr>
+          <w:rFonts w:ascii="Arial" w:hAnsi="Arial" w:cs="Arial"/>
+          <w:sz w:val="24"/>
+          <w:szCs w:val="24"/>
+        </w:rPr>
+        <w:t xml:space="preserve"> // </w:t>
+      </w:r>
+      <w:proofErr w:type="spellStart"/>
+      <w:r>
+        <w:rPr>
+          <w:rFonts w:ascii="Arial" w:hAnsi="Arial" w:cs="Arial"/>
+          <w:sz w:val="24"/>
+          <w:szCs w:val="24"/>
+        </w:rPr>
+        <w:t>Serilog</w:t>
+      </w:r>
+      <w:proofErr w:type="spellEnd"/>
+      <w:r>
+        <w:rPr>
+          <w:rFonts w:ascii="Arial" w:hAnsi="Arial" w:cs="Arial"/>
+          <w:sz w:val="24"/>
+          <w:szCs w:val="24"/>
+        </w:rPr>
+        <w:t xml:space="preserve"> erstellt automatisch alle Standardspalten:</w:t>
+      </w:r>
+    </w:p>
+    <w:p>
+      <w:pPr>
+        <w:rPr>
+          <w:rFonts w:ascii="Arial" w:hAnsi="Arial" w:cs="Arial"/>
+          <w:sz w:val="24"/>
+          <w:szCs w:val="24"/>
+          <w:lang w:val="en-GB"/>
+        </w:rPr>
+      </w:pPr>
+      <w:r>
+        <w:rPr>
+          <w:rFonts w:ascii="Arial" w:hAnsi="Arial" w:cs="Arial"/>
+          <w:sz w:val="24"/>
+          <w:szCs w:val="24"/>
+        </w:rPr>
+        <w:t xml:space="preserve">            </w:t>
+      </w:r>
+      <w:r>
+        <w:rPr>
+          <w:rFonts w:ascii="Arial" w:hAnsi="Arial" w:cs="Arial"/>
+          <w:sz w:val="24"/>
+          <w:szCs w:val="24"/>
+          <w:lang w:val="en-GB"/>
+        </w:rPr>
+        <w:t xml:space="preserve">// </w:t>
+      </w:r>
+      <w:proofErr w:type="spellStart"/>
+      <w:r>
+        <w:rPr>
+          <w:rFonts w:ascii="Arial" w:hAnsi="Arial" w:cs="Arial"/>
+          <w:sz w:val="24"/>
+          <w:szCs w:val="24"/>
+          <w:lang w:val="en-GB"/>
+        </w:rPr>
+        <w:t>LogEvent</w:t>
+      </w:r>
+      <w:proofErr w:type="spellEnd"/>
+      <w:r>
+        <w:rPr>
+          <w:rFonts w:ascii="Arial" w:hAnsi="Arial" w:cs="Arial"/>
+          <w:sz w:val="24"/>
+          <w:szCs w:val="24"/>
+          <w:lang w:val="en-GB"/>
+        </w:rPr>
+        <w:t xml:space="preserve">, Message, </w:t>
+      </w:r>
+      <w:proofErr w:type="spellStart"/>
+      <w:r>
+        <w:rPr>
+          <w:rFonts w:ascii="Arial" w:hAnsi="Arial" w:cs="Arial"/>
+          <w:sz w:val="24"/>
+          <w:szCs w:val="24"/>
+          <w:lang w:val="en-GB"/>
+        </w:rPr>
+        <w:t>MessageTemplate</w:t>
+      </w:r>
+      <w:proofErr w:type="spellEnd"/>
+      <w:r>
+        <w:rPr>
+          <w:rFonts w:ascii="Arial" w:hAnsi="Arial" w:cs="Arial"/>
+          <w:sz w:val="24"/>
+          <w:szCs w:val="24"/>
+          <w:lang w:val="en-GB"/>
+        </w:rPr>
+        <w:t xml:space="preserve">, Level, </w:t>
+      </w:r>
+      <w:proofErr w:type="spellStart"/>
+      <w:r>
+        <w:rPr>
+          <w:rFonts w:ascii="Arial" w:hAnsi="Arial" w:cs="Arial"/>
+          <w:sz w:val="24"/>
+          <w:szCs w:val="24"/>
+          <w:lang w:val="en-GB"/>
+        </w:rPr>
+        <w:t>TimeStamp</w:t>
+      </w:r>
+      <w:proofErr w:type="spellEnd"/>
+      <w:r>
+        <w:rPr>
+          <w:rFonts w:ascii="Arial" w:hAnsi="Arial" w:cs="Arial"/>
+          <w:sz w:val="24"/>
+          <w:szCs w:val="24"/>
+          <w:lang w:val="en-GB"/>
+        </w:rPr>
+        <w:t>, Exception, Properties</w:t>
+      </w:r>
+    </w:p>
+    <w:p>
+      <w:pPr>
+        <w:rPr>
+          <w:rFonts w:ascii="Arial" w:hAnsi="Arial" w:cs="Arial"/>
+          <w:sz w:val="24"/>
+          <w:szCs w:val="24"/>
+          <w:lang w:val="en-GB"/>
+        </w:rPr>
+      </w:pPr>
+      <w:r>
+        <w:rPr>
+          <w:rFonts w:ascii="Arial" w:hAnsi="Arial" w:cs="Arial"/>
+          <w:sz w:val="24"/>
+          <w:szCs w:val="24"/>
+          <w:lang w:val="en-GB"/>
+        </w:rPr>
+        <w:t xml:space="preserve">          }</w:t>
+      </w:r>
+    </w:p>
+    <w:p>
+      <w:pPr>
+        <w:rPr>
+          <w:rFonts w:ascii="Arial" w:hAnsi="Arial" w:cs="Arial"/>
+          <w:sz w:val="24"/>
+          <w:szCs w:val="24"/>
+          <w:lang w:val="en-GB"/>
+        </w:rPr>
+      </w:pPr>
+      <w:r>
+        <w:rPr>
+          <w:rFonts w:ascii="Arial" w:hAnsi="Arial" w:cs="Arial"/>
+          <w:sz w:val="24"/>
+          <w:szCs w:val="24"/>
+          <w:lang w:val="en-GB"/>
+        </w:rPr>
+        <w:lastRenderedPageBreak/>
+        <w:t xml:space="preserve">        }</w:t>
+      </w:r>
+    </w:p>
+    <w:p>
+      <w:pPr>
+        <w:rPr>
+          <w:rFonts w:ascii="Arial" w:hAnsi="Arial" w:cs="Arial"/>
+          <w:sz w:val="24"/>
+          <w:szCs w:val="24"/>
+          <w:lang w:val="en-GB"/>
+        </w:rPr>
+      </w:pPr>
+      <w:r>
+        <w:rPr>
+          <w:rFonts w:ascii="Arial" w:hAnsi="Arial" w:cs="Arial"/>
+          <w:sz w:val="24"/>
+          <w:szCs w:val="24"/>
+          <w:lang w:val="en-GB"/>
+        </w:rPr>
+        <w:t xml:space="preserve">      }</w:t>
+      </w:r>
+    </w:p>
+    <w:p>
+      <w:pPr>
+        <w:rPr>
+          <w:rFonts w:ascii="Arial" w:hAnsi="Arial" w:cs="Arial"/>
+          <w:sz w:val="24"/>
+          <w:szCs w:val="24"/>
+          <w:lang w:val="en-GB"/>
+        </w:rPr>
+      </w:pPr>
+    </w:p>
+    <w:p>
+      <w:pPr>
+        <w:rPr>
+          <w:rFonts w:ascii="Arial" w:hAnsi="Arial" w:cs="Arial"/>
+          <w:sz w:val="24"/>
+          <w:szCs w:val="24"/>
+          <w:lang w:val="en-GB"/>
+        </w:rPr>
+      </w:pPr>
+      <w:r>
+        <w:rPr>
+          <w:rFonts w:ascii="Arial" w:hAnsi="Arial" w:cs="Arial"/>
+          <w:sz w:val="24"/>
+          <w:szCs w:val="24"/>
+          <w:lang w:val="en-GB"/>
+        </w:rPr>
+        <w:t xml:space="preserve">    ]</w:t>
+      </w:r>
+    </w:p>
+    <w:p>
+      <w:pPr>
+        <w:rPr>
+          <w:rFonts w:ascii="Arial" w:hAnsi="Arial" w:cs="Arial"/>
+          <w:sz w:val="24"/>
+          <w:szCs w:val="24"/>
+          <w:lang w:val="en-GB"/>
+        </w:rPr>
+      </w:pPr>
+      <w:r>
+        <w:rPr>
+          <w:rFonts w:ascii="Arial" w:hAnsi="Arial" w:cs="Arial"/>
+          <w:sz w:val="24"/>
+          <w:szCs w:val="24"/>
+          <w:lang w:val="en-GB"/>
+        </w:rPr>
+        <w:t xml:space="preserve">  }</w:t>
+      </w:r>
+    </w:p>
+    <w:p>
+      <w:pPr>
+        <w:rPr>
+          <w:rFonts w:ascii="Arial" w:hAnsi="Arial" w:cs="Arial"/>
+          <w:b/>
+          <w:bCs/>
+          <w:sz w:val="24"/>
+          <w:szCs w:val="24"/>
+          <w:lang w:val="en-GB"/>
+        </w:rPr>
+      </w:pPr>
+      <w:r>
+        <w:rPr>
+          <w:rFonts w:ascii="Arial" w:hAnsi="Arial" w:cs="Arial"/>
+          <w:sz w:val="24"/>
+          <w:szCs w:val="24"/>
+          <w:lang w:val="en-GB"/>
+        </w:rPr>
+        <w:t>}</w:t>
+      </w:r>
+      <w:r>
+        <w:rPr>
+          <w:rFonts w:ascii="Arial" w:hAnsi="Arial" w:cs="Arial"/>
+          <w:b/>
+          <w:bCs/>
+          <w:sz w:val="24"/>
+          <w:szCs w:val="24"/>
+          <w:lang w:val="en-GB"/>
+        </w:rPr>
+        <w:t xml:space="preserve"> </w:t>
+      </w:r>
+    </w:p>
+    <w:p>
+      <w:pPr>
+        <w:rPr>
+          <w:rFonts w:ascii="Arial" w:hAnsi="Arial" w:cs="Arial"/>
+          <w:b/>
+          <w:bCs/>
           <w:sz w:val="24"/>
           <w:szCs w:val="24"/>
           <w:lang w:val="en-GB"/>
@@ -4314,7 +7093,6 @@
   <w:style w:type="character" w:default="1" w:styleId="Absatz-Standardschriftart">
     <w:name w:val="Default Paragraph Font"/>
     <w:uiPriority w:val="1"/>
-    <w:semiHidden/>
     <w:unhideWhenUsed/>
   </w:style>
   <w:style w:type="table" w:default="1" w:styleId="NormaleTabelle">
@@ -4672,6 +7450,88 @@
     <w:uiPriority w:val="99"/>
     <w:rsid w:val="00250BDB"/>
   </w:style>
+  <w:style w:type="table" w:styleId="EinfacheTabelle1">
+    <w:name w:val="Plain Table 1"/>
+    <w:basedOn w:val="NormaleTabelle"/>
+    <w:uiPriority w:val="41"/>
+    <w:rsid w:val="00F30D70"/>
+    <w:pPr>
+      <w:spacing w:after="0" w:line="240" w:lineRule="auto"/>
+    </w:pPr>
+    <w:tblPr>
+      <w:tblStyleRowBandSize w:val="1"/>
+      <w:tblStyleColBandSize w:val="1"/>
+      <w:tblBorders>
+        <w:top w:val="single" w:sz="4" w:space="0" w:color="BFBFBF" w:themeColor="background1" w:themeShade="BF"/>
+        <w:left w:val="single" w:sz="4" w:space="0" w:color="BFBFBF" w:themeColor="background1" w:themeShade="BF"/>
+        <w:bottom w:val="single" w:sz="4" w:space="0" w:color="BFBFBF" w:themeColor="background1" w:themeShade="BF"/>
+        <w:right w:val="single" w:sz="4" w:space="0" w:color="BFBFBF" w:themeColor="background1" w:themeShade="BF"/>
+        <w:insideH w:val="single" w:sz="4" w:space="0" w:color="BFBFBF" w:themeColor="background1" w:themeShade="BF"/>
+        <w:insideV w:val="single" w:sz="4" w:space="0" w:color="BFBFBF" w:themeColor="background1" w:themeShade="BF"/>
+      </w:tblBorders>
+    </w:tblPr>
+    <w:tblStylePr w:type="firstRow">
+      <w:rPr>
+        <w:b/>
+        <w:bCs/>
+      </w:rPr>
+    </w:tblStylePr>
+    <w:tblStylePr w:type="lastRow">
+      <w:rPr>
+        <w:b/>
+        <w:bCs/>
+      </w:rPr>
+      <w:tblPr/>
+      <w:tcPr>
+        <w:tcBorders>
+          <w:top w:val="double" w:sz="4" w:space="0" w:color="BFBFBF" w:themeColor="background1" w:themeShade="BF"/>
+        </w:tcBorders>
+      </w:tcPr>
+    </w:tblStylePr>
+    <w:tblStylePr w:type="firstCol">
+      <w:rPr>
+        <w:b/>
+        <w:bCs/>
+      </w:rPr>
+    </w:tblStylePr>
+    <w:tblStylePr w:type="lastCol">
+      <w:rPr>
+        <w:b/>
+        <w:bCs/>
+      </w:rPr>
+    </w:tblStylePr>
+    <w:tblStylePr w:type="band1Vert">
+      <w:tblPr/>
+      <w:tcPr>
+        <w:shd w:val="clear" w:color="auto" w:fill="F2F2F2" w:themeFill="background1" w:themeFillShade="F2"/>
+      </w:tcPr>
+    </w:tblStylePr>
+    <w:tblStylePr w:type="band1Horz">
+      <w:tblPr/>
+      <w:tcPr>
+        <w:shd w:val="clear" w:color="auto" w:fill="F2F2F2" w:themeFill="background1" w:themeFillShade="F2"/>
+      </w:tcPr>
+    </w:tblStylePr>
+  </w:style>
+  <w:style w:type="table" w:styleId="TabellemithellemGitternetz">
+    <w:name w:val="Grid Table Light"/>
+    <w:basedOn w:val="NormaleTabelle"/>
+    <w:uiPriority w:val="40"/>
+    <w:rsid w:val="00F30D70"/>
+    <w:pPr>
+      <w:spacing w:after="0" w:line="240" w:lineRule="auto"/>
+    </w:pPr>
+    <w:tblPr>
+      <w:tblBorders>
+        <w:top w:val="single" w:sz="4" w:space="0" w:color="BFBFBF" w:themeColor="background1" w:themeShade="BF"/>
+        <w:left w:val="single" w:sz="4" w:space="0" w:color="BFBFBF" w:themeColor="background1" w:themeShade="BF"/>
+        <w:bottom w:val="single" w:sz="4" w:space="0" w:color="BFBFBF" w:themeColor="background1" w:themeShade="BF"/>
+        <w:right w:val="single" w:sz="4" w:space="0" w:color="BFBFBF" w:themeColor="background1" w:themeShade="BF"/>
+        <w:insideH w:val="single" w:sz="4" w:space="0" w:color="BFBFBF" w:themeColor="background1" w:themeShade="BF"/>
+        <w:insideV w:val="single" w:sz="4" w:space="0" w:color="BFBFBF" w:themeColor="background1" w:themeShade="BF"/>
+      </w:tblBorders>
+    </w:tblPr>
+  </w:style>
 </w:styles>
 </file>
 
